--- a/Отчет/Отчёт ЛР1 Попцов.docx
+++ b/Отчет/Отчёт ЛР1 Попцов.docx
@@ -795,32 +795,47 @@
         <w:pageBreakBefore/>
         <w:spacing w:before="240" w:after="120" w:line="360" w:lineRule="auto"/>
         <w:ind w:firstLine="709"/>
-        <w:jc w:val="left"/>
         <w:outlineLvl w:val="0"/>
       </w:pPr>
       <w:r>
         <w:rPr>
-          <w:rFonts w:ascii="Times New Roman" w:hAnsi="Times New Roman" w:cs="Times New Roman"/>
           <w:b/>
           <w:sz w:val="28"/>
           <w:szCs w:val="28"/>
         </w:rPr>
-        <w:t xml:space="preserve">1 Цель работы</w:t>
-      </w:r>
-    </w:p>
-    <w:p>
-      <w:pPr>
-        <w:spacing w:before="0" w:after="0" w:line="360" w:lineRule="auto"/>
+        <w:lastRenderedPageBreak/>
+        <w:t>1 Цель работы</w:t>
+      </w:r>
+    </w:p>
+    <w:p>
+      <w:pPr>
+        <w:spacing w:after="0" w:line="360" w:lineRule="auto"/>
         <w:ind w:firstLine="709"/>
         <w:jc w:val="both"/>
       </w:pPr>
       <w:r>
         <w:rPr>
-          <w:rFonts w:ascii="Times New Roman" w:hAnsi="Times New Roman" w:cs="Times New Roman"/>
-          <w:sz w:val="28"/>
-          <w:szCs w:val="28"/>
-        </w:rPr>
-        <w:t xml:space="preserve">Изучить основы библиотеки React: компоненты, передачу данных через props, состояние и хуки. На их основе разработать веб-интерфейс для предметной области «Товары» (Products, вариант 2), который показывает список товаров и позволяет добавлять, изменять и удалять записи прямо на странице. Формат данных взят из mock API https://dummyjson.com/docs/products.</w:t>
+          <w:sz w:val="28"/>
+          <w:szCs w:val="28"/>
+        </w:rPr>
+        <w:t xml:space="preserve">Изучить основы библиотеки React: компоненты, передачу данных через props, состояние и хуки. На их основе разработать веб-интерфейс для предметной области «Товары» (Products, вариант 2), который показывает список товаров и позволяет добавлять, изменять и удалять записи прямо на странице. Формат данных взят из mock API </w:t>
+      </w:r>
+      <w:hyperlink r:id="rId6" w:history="1">
+        <w:r>
+          <w:rPr>
+            <w:rStyle w:val="a6"/>
+            <w:sz w:val="28"/>
+            <w:szCs w:val="28"/>
+          </w:rPr>
+          <w:t>https://dummyjson.com/docs/products</w:t>
+        </w:r>
+      </w:hyperlink>
+      <w:r>
+        <w:rPr>
+          <w:sz w:val="28"/>
+          <w:szCs w:val="28"/>
+        </w:rPr>
+        <w:t>.</w:t>
       </w:r>
     </w:p>
     <w:p>
@@ -828,33 +843,39 @@
         <w:keepNext/>
         <w:spacing w:before="240" w:after="120" w:line="360" w:lineRule="auto"/>
         <w:ind w:firstLine="709"/>
-        <w:jc w:val="left"/>
         <w:outlineLvl w:val="0"/>
       </w:pPr>
       <w:r>
         <w:rPr>
-          <w:rFonts w:ascii="Times New Roman" w:hAnsi="Times New Roman" w:cs="Times New Roman"/>
           <w:b/>
           <w:sz w:val="28"/>
           <w:szCs w:val="28"/>
         </w:rPr>
-        <w:t xml:space="preserve">2 Ссылка на репозиторий</w:t>
-      </w:r>
-    </w:p>
-    <w:p>
-      <w:pPr>
-        <w:spacing w:before="0" w:after="0" w:line="360" w:lineRule="auto"/>
+        <w:t>2 Ссылка на репозиторий</w:t>
+      </w:r>
+    </w:p>
+    <w:p>
+      <w:pPr>
+        <w:spacing w:after="0" w:line="360" w:lineRule="auto"/>
         <w:ind w:firstLine="709"/>
         <w:jc w:val="both"/>
       </w:pPr>
-      <w:r>
-        <w:rPr>
-          <w:rFonts w:ascii="Times New Roman" w:hAnsi="Times New Roman" w:cs="Times New Roman"/>
-          <w:sz w:val="28"/>
-          <w:szCs w:val="28"/>
-          <w:highlight w:val="yellow"/>
-        </w:rPr>
-        <w:t xml:space="preserve">[ссылка на репозиторий GitHub]</w:t>
+      <w:hyperlink r:id="rId7" w:history="1">
+        <w:r>
+          <w:rPr>
+            <w:rStyle w:val="a6"/>
+            <w:sz w:val="28"/>
+            <w:szCs w:val="28"/>
+          </w:rPr>
+          <w:t>https://github.com/Deogan228/Web_Labss</w:t>
+        </w:r>
+      </w:hyperlink>
+      <w:r>
+        <w:rPr>
+          <w:sz w:val="28"/>
+          <w:szCs w:val="28"/>
+        </w:rPr>
+        <w:t xml:space="preserve"> </w:t>
       </w:r>
     </w:p>
     <w:p>
@@ -862,32 +883,29 @@
         <w:keepNext/>
         <w:spacing w:before="240" w:after="120" w:line="360" w:lineRule="auto"/>
         <w:ind w:firstLine="709"/>
-        <w:jc w:val="left"/>
         <w:outlineLvl w:val="0"/>
       </w:pPr>
       <w:r>
         <w:rPr>
-          <w:rFonts w:ascii="Times New Roman" w:hAnsi="Times New Roman" w:cs="Times New Roman"/>
           <w:b/>
           <w:sz w:val="28"/>
           <w:szCs w:val="28"/>
         </w:rPr>
-        <w:t xml:space="preserve">3 Описание проекта</w:t>
-      </w:r>
-    </w:p>
-    <w:p>
-      <w:pPr>
-        <w:spacing w:before="0" w:after="0" w:line="360" w:lineRule="auto"/>
+        <w:t>3 Описание проекта</w:t>
+      </w:r>
+    </w:p>
+    <w:p>
+      <w:pPr>
+        <w:spacing w:after="0" w:line="360" w:lineRule="auto"/>
         <w:ind w:firstLine="709"/>
         <w:jc w:val="both"/>
       </w:pPr>
       <w:r>
         <w:rPr>
-          <w:rFonts w:ascii="Times New Roman" w:hAnsi="Times New Roman" w:cs="Times New Roman"/>
-          <w:sz w:val="28"/>
-          <w:szCs w:val="28"/>
-        </w:rPr>
-        <w:t xml:space="preserve">Проект — одностраничное приложение на React 19 и TypeScript, собранное с помощью Vite. Стили написаны на обычном CSS без сторонних библиотек.</w:t>
+          <w:sz w:val="28"/>
+          <w:szCs w:val="28"/>
+        </w:rPr>
+        <w:t>Проект — одностраничное приложение на React 19 и TypeScript, собранное с помощью Vite. Стили написаны на обычном CSS без сторонних библиотек.</w:t>
       </w:r>
     </w:p>
     <w:p>
@@ -895,112 +913,100 @@
         <w:keepNext/>
         <w:spacing w:before="120" w:after="120" w:line="360" w:lineRule="auto"/>
         <w:ind w:firstLine="709"/>
-        <w:jc w:val="left"/>
         <w:outlineLvl w:val="1"/>
       </w:pPr>
       <w:r>
         <w:rPr>
-          <w:rFonts w:ascii="Times New Roman" w:hAnsi="Times New Roman" w:cs="Times New Roman"/>
           <w:b/>
           <w:sz w:val="28"/>
           <w:szCs w:val="28"/>
         </w:rPr>
-        <w:t xml:space="preserve">3.1 Функциональность</w:t>
+        <w:t>3.1 Функциональность</w:t>
       </w:r>
     </w:p>
     <w:p>
       <w:pPr>
         <w:numPr>
           <w:ilvl w:val="0"/>
-          <w:numId w:val="20"/>
+          <w:numId w:val="10"/>
         </w:numPr>
-        <w:spacing w:before="0" w:after="0" w:line="360" w:lineRule="auto"/>
-        <w:ind w:left="0" w:firstLine="709"/>
+        <w:spacing w:after="0" w:line="360" w:lineRule="auto"/>
         <w:jc w:val="both"/>
       </w:pPr>
       <w:r>
         <w:rPr>
-          <w:rFonts w:ascii="Times New Roman" w:hAnsi="Times New Roman" w:cs="Times New Roman"/>
-          <w:sz w:val="28"/>
-          <w:szCs w:val="28"/>
-        </w:rPr>
-        <w:t xml:space="preserve">просмотр списка товаров в виде карточек: название, бренд, категория, описание, цена, рейтинг и наличие;</w:t>
+          <w:sz w:val="28"/>
+          <w:szCs w:val="28"/>
+        </w:rPr>
+        <w:t>просмотр списка товаров в виде карточек: название, бренд, категория, описание, цена, рейтинг и наличие;</w:t>
       </w:r>
     </w:p>
     <w:p>
       <w:pPr>
         <w:numPr>
           <w:ilvl w:val="0"/>
-          <w:numId w:val="20"/>
+          <w:numId w:val="10"/>
         </w:numPr>
-        <w:spacing w:before="0" w:after="0" w:line="360" w:lineRule="auto"/>
-        <w:ind w:left="0" w:firstLine="709"/>
+        <w:spacing w:after="0" w:line="360" w:lineRule="auto"/>
         <w:jc w:val="both"/>
       </w:pPr>
       <w:r>
         <w:rPr>
-          <w:rFonts w:ascii="Times New Roman" w:hAnsi="Times New Roman" w:cs="Times New Roman"/>
-          <w:sz w:val="28"/>
-          <w:szCs w:val="28"/>
-        </w:rPr>
-        <w:t xml:space="preserve">добавление товара через форму;</w:t>
+          <w:sz w:val="28"/>
+          <w:szCs w:val="28"/>
+        </w:rPr>
+        <w:t>добавление товара через форму;</w:t>
       </w:r>
     </w:p>
     <w:p>
       <w:pPr>
         <w:numPr>
           <w:ilvl w:val="0"/>
-          <w:numId w:val="20"/>
+          <w:numId w:val="10"/>
         </w:numPr>
-        <w:spacing w:before="0" w:after="0" w:line="360" w:lineRule="auto"/>
-        <w:ind w:left="0" w:firstLine="709"/>
+        <w:spacing w:after="0" w:line="360" w:lineRule="auto"/>
         <w:jc w:val="both"/>
       </w:pPr>
       <w:r>
         <w:rPr>
-          <w:rFonts w:ascii="Times New Roman" w:hAnsi="Times New Roman" w:cs="Times New Roman"/>
-          <w:sz w:val="28"/>
-          <w:szCs w:val="28"/>
-        </w:rPr>
-        <w:t xml:space="preserve">редактирование: кнопка «Изменить» заполняет форму данными выбранного товара;</w:t>
+          <w:sz w:val="28"/>
+          <w:szCs w:val="28"/>
+        </w:rPr>
+        <w:t>редактирование: кнопка «Изменить» заполняет форму данными выбранного товара;</w:t>
       </w:r>
     </w:p>
     <w:p>
       <w:pPr>
         <w:numPr>
           <w:ilvl w:val="0"/>
-          <w:numId w:val="20"/>
+          <w:numId w:val="10"/>
         </w:numPr>
-        <w:spacing w:before="0" w:after="0" w:line="360" w:lineRule="auto"/>
-        <w:ind w:left="0" w:firstLine="709"/>
+        <w:spacing w:after="0" w:line="360" w:lineRule="auto"/>
         <w:jc w:val="both"/>
       </w:pPr>
       <w:r>
         <w:rPr>
-          <w:rFonts w:ascii="Times New Roman" w:hAnsi="Times New Roman" w:cs="Times New Roman"/>
-          <w:sz w:val="28"/>
-          <w:szCs w:val="28"/>
-        </w:rPr>
-        <w:t xml:space="preserve">удаление товара с подтверждением;</w:t>
+          <w:sz w:val="28"/>
+          <w:szCs w:val="28"/>
+        </w:rPr>
+        <w:t>удаление товара с подтверждением;</w:t>
       </w:r>
     </w:p>
     <w:p>
       <w:pPr>
         <w:numPr>
           <w:ilvl w:val="0"/>
-          <w:numId w:val="20"/>
+          <w:numId w:val="10"/>
         </w:numPr>
-        <w:spacing w:before="0" w:after="0" w:line="360" w:lineRule="auto"/>
-        <w:ind w:left="0" w:firstLine="709"/>
+        <w:spacing w:after="0" w:line="360" w:lineRule="auto"/>
         <w:jc w:val="both"/>
       </w:pPr>
       <w:r>
         <w:rPr>
-          <w:rFonts w:ascii="Times New Roman" w:hAnsi="Times New Roman" w:cs="Times New Roman"/>
-          <w:sz w:val="28"/>
-          <w:szCs w:val="28"/>
-        </w:rPr>
-        <w:t xml:space="preserve">сохранение данных в localStorage; кнопка «Сбросить данные» возвращает исходный список.</w:t>
+          <w:sz w:val="28"/>
+          <w:szCs w:val="28"/>
+        </w:rPr>
+        <w:t>сохранение данных в localStorage; кнопка «Сбросить данные» возвращает исходный список.</w:t>
       </w:r>
     </w:p>
     <w:p>
@@ -1008,48 +1014,43 @@
         <w:keepNext/>
         <w:spacing w:before="120" w:after="120" w:line="360" w:lineRule="auto"/>
         <w:ind w:firstLine="709"/>
-        <w:jc w:val="left"/>
         <w:outlineLvl w:val="1"/>
       </w:pPr>
       <w:r>
         <w:rPr>
-          <w:rFonts w:ascii="Times New Roman" w:hAnsi="Times New Roman" w:cs="Times New Roman"/>
           <w:b/>
           <w:sz w:val="28"/>
           <w:szCs w:val="28"/>
         </w:rPr>
-        <w:t xml:space="preserve">3.2 Модель данных</w:t>
-      </w:r>
-    </w:p>
-    <w:p>
-      <w:pPr>
-        <w:spacing w:before="0" w:after="0" w:line="360" w:lineRule="auto"/>
+        <w:t>3.2 Модель данных</w:t>
+      </w:r>
+    </w:p>
+    <w:p>
+      <w:pPr>
+        <w:spacing w:after="0" w:line="360" w:lineRule="auto"/>
         <w:ind w:firstLine="709"/>
         <w:jc w:val="both"/>
       </w:pPr>
       <w:r>
         <w:rPr>
-          <w:rFonts w:ascii="Times New Roman" w:hAnsi="Times New Roman" w:cs="Times New Roman"/>
-          <w:sz w:val="28"/>
-          <w:szCs w:val="28"/>
-        </w:rPr>
-        <w:t xml:space="preserve">Из модели Product сайта dummyjson взята часть полей, чтобы в дальнейшем можно было подключить настоящий API без изменения интерфейса. Поля модели приведены в таблице 1.</w:t>
+          <w:sz w:val="28"/>
+          <w:szCs w:val="28"/>
+        </w:rPr>
+        <w:t>Из модели Product сайта dummyjson взята часть полей, чтобы в дальнейшем можно было подключить настоящий API без изменения интерфейса. Поля модели приведены в таблице 1.</w:t>
       </w:r>
     </w:p>
     <w:p>
       <w:pPr>
         <w:keepNext/>
         <w:spacing w:before="120" w:after="0" w:line="360" w:lineRule="auto"/>
-        <w:ind w:firstLine="0"/>
-        <w:jc w:val="left"/>
-      </w:pPr>
-      <w:r>
-        <w:rPr>
-          <w:rFonts w:ascii="Times New Roman" w:hAnsi="Times New Roman" w:cs="Times New Roman"/>
-          <w:sz w:val="28"/>
-          <w:szCs w:val="28"/>
-        </w:rPr>
-        <w:t xml:space="preserve">Таблица 1 – Поля модели Product</w:t>
+      </w:pPr>
+      <w:r>
+        <w:rPr>
+          <w:sz w:val="28"/>
+          <w:szCs w:val="28"/>
+        </w:rPr>
+        <w:lastRenderedPageBreak/>
+        <w:t>Таблица 1 – Поля модели Product</w:t>
       </w:r>
     </w:p>
     <w:tbl>
@@ -1068,6 +1069,7 @@
           <w:left w:w="85" w:type="dxa"/>
           <w:right w:w="85" w:type="dxa"/>
         </w:tblCellMar>
+        <w:tblLook w:val="04A0" w:firstRow="1" w:lastRow="0" w:firstColumn="1" w:lastColumn="0" w:noHBand="0" w:noVBand="1"/>
       </w:tblPr>
       <w:tblGrid>
         <w:gridCol w:w="2200"/>
@@ -1085,18 +1087,14 @@
           <w:p>
             <w:pPr>
               <w:keepNext/>
-              <w:spacing w:before="0" w:after="0" w:line="240" w:lineRule="auto"/>
-              <w:ind w:firstLine="0"/>
+              <w:spacing w:after="0" w:line="240" w:lineRule="auto"/>
               <w:jc w:val="center"/>
             </w:pPr>
             <w:r>
               <w:rPr>
-                <w:rFonts w:ascii="Times New Roman" w:hAnsi="Times New Roman" w:cs="Times New Roman"/>
                 <w:b/>
-                <w:sz w:val="24"/>
-                <w:szCs w:val="24"/>
               </w:rPr>
-              <w:t xml:space="preserve">Поле</w:t>
+              <w:t>Поле</w:t>
             </w:r>
           </w:p>
         </w:tc>
@@ -1107,18 +1105,14 @@
           <w:p>
             <w:pPr>
               <w:keepNext/>
-              <w:spacing w:before="0" w:after="0" w:line="240" w:lineRule="auto"/>
-              <w:ind w:firstLine="0"/>
+              <w:spacing w:after="0" w:line="240" w:lineRule="auto"/>
               <w:jc w:val="center"/>
             </w:pPr>
             <w:r>
               <w:rPr>
-                <w:rFonts w:ascii="Times New Roman" w:hAnsi="Times New Roman" w:cs="Times New Roman"/>
                 <w:b/>
-                <w:sz w:val="24"/>
-                <w:szCs w:val="24"/>
               </w:rPr>
-              <w:t xml:space="preserve">Тип</w:t>
+              <w:t>Тип</w:t>
             </w:r>
           </w:p>
         </w:tc>
@@ -1129,18 +1123,14 @@
           <w:p>
             <w:pPr>
               <w:keepNext/>
-              <w:spacing w:before="0" w:after="0" w:line="240" w:lineRule="auto"/>
-              <w:ind w:firstLine="0"/>
+              <w:spacing w:after="0" w:line="240" w:lineRule="auto"/>
               <w:jc w:val="center"/>
             </w:pPr>
             <w:r>
               <w:rPr>
-                <w:rFonts w:ascii="Times New Roman" w:hAnsi="Times New Roman" w:cs="Times New Roman"/>
                 <w:b/>
-                <w:sz w:val="24"/>
-                <w:szCs w:val="24"/>
               </w:rPr>
-              <w:t xml:space="preserve">Описание</w:t>
+              <w:t>Описание</w:t>
             </w:r>
           </w:p>
         </w:tc>
@@ -1153,17 +1143,10 @@
           <w:p>
             <w:pPr>
               <w:keepNext/>
-              <w:spacing w:before="0" w:after="0" w:line="240" w:lineRule="auto"/>
-              <w:ind w:firstLine="0"/>
-              <w:jc w:val="left"/>
+              <w:spacing w:after="0" w:line="240" w:lineRule="auto"/>
             </w:pPr>
             <w:r>
-              <w:rPr>
-                <w:rFonts w:ascii="Times New Roman" w:hAnsi="Times New Roman" w:cs="Times New Roman"/>
-                <w:sz w:val="24"/>
-                <w:szCs w:val="24"/>
-              </w:rPr>
-              <w:t xml:space="preserve">id</w:t>
+              <w:t>id</w:t>
             </w:r>
           </w:p>
         </w:tc>
@@ -1174,17 +1157,10 @@
           <w:p>
             <w:pPr>
               <w:keepNext/>
-              <w:spacing w:before="0" w:after="0" w:line="240" w:lineRule="auto"/>
-              <w:ind w:firstLine="0"/>
-              <w:jc w:val="left"/>
+              <w:spacing w:after="0" w:line="240" w:lineRule="auto"/>
             </w:pPr>
             <w:r>
-              <w:rPr>
-                <w:rFonts w:ascii="Times New Roman" w:hAnsi="Times New Roman" w:cs="Times New Roman"/>
-                <w:sz w:val="24"/>
-                <w:szCs w:val="24"/>
-              </w:rPr>
-              <w:t xml:space="preserve">number</w:t>
+              <w:t>number</w:t>
             </w:r>
           </w:p>
         </w:tc>
@@ -1195,17 +1171,10 @@
           <w:p>
             <w:pPr>
               <w:keepNext/>
-              <w:spacing w:before="0" w:after="0" w:line="240" w:lineRule="auto"/>
-              <w:ind w:firstLine="0"/>
-              <w:jc w:val="left"/>
+              <w:spacing w:after="0" w:line="240" w:lineRule="auto"/>
             </w:pPr>
             <w:r>
-              <w:rPr>
-                <w:rFonts w:ascii="Times New Roman" w:hAnsi="Times New Roman" w:cs="Times New Roman"/>
-                <w:sz w:val="24"/>
-                <w:szCs w:val="24"/>
-              </w:rPr>
-              <w:t xml:space="preserve">Уникальный идентификатор</w:t>
+              <w:t>Уникальный идентификатор</w:t>
             </w:r>
           </w:p>
         </w:tc>
@@ -1218,17 +1187,10 @@
           <w:p>
             <w:pPr>
               <w:keepNext/>
-              <w:spacing w:before="0" w:after="0" w:line="240" w:lineRule="auto"/>
-              <w:ind w:firstLine="0"/>
-              <w:jc w:val="left"/>
+              <w:spacing w:after="0" w:line="240" w:lineRule="auto"/>
             </w:pPr>
             <w:r>
-              <w:rPr>
-                <w:rFonts w:ascii="Times New Roman" w:hAnsi="Times New Roman" w:cs="Times New Roman"/>
-                <w:sz w:val="24"/>
-                <w:szCs w:val="24"/>
-              </w:rPr>
-              <w:t xml:space="preserve">title</w:t>
+              <w:t>title</w:t>
             </w:r>
           </w:p>
         </w:tc>
@@ -1239,17 +1201,10 @@
           <w:p>
             <w:pPr>
               <w:keepNext/>
-              <w:spacing w:before="0" w:after="0" w:line="240" w:lineRule="auto"/>
-              <w:ind w:firstLine="0"/>
-              <w:jc w:val="left"/>
+              <w:spacing w:after="0" w:line="240" w:lineRule="auto"/>
             </w:pPr>
             <w:r>
-              <w:rPr>
-                <w:rFonts w:ascii="Times New Roman" w:hAnsi="Times New Roman" w:cs="Times New Roman"/>
-                <w:sz w:val="24"/>
-                <w:szCs w:val="24"/>
-              </w:rPr>
-              <w:t xml:space="preserve">string</w:t>
+              <w:t>string</w:t>
             </w:r>
           </w:p>
         </w:tc>
@@ -1260,17 +1215,10 @@
           <w:p>
             <w:pPr>
               <w:keepNext/>
-              <w:spacing w:before="0" w:after="0" w:line="240" w:lineRule="auto"/>
-              <w:ind w:firstLine="0"/>
-              <w:jc w:val="left"/>
+              <w:spacing w:after="0" w:line="240" w:lineRule="auto"/>
             </w:pPr>
             <w:r>
-              <w:rPr>
-                <w:rFonts w:ascii="Times New Roman" w:hAnsi="Times New Roman" w:cs="Times New Roman"/>
-                <w:sz w:val="24"/>
-                <w:szCs w:val="24"/>
-              </w:rPr>
-              <w:t xml:space="preserve">Название</w:t>
+              <w:t>Название</w:t>
             </w:r>
           </w:p>
         </w:tc>
@@ -1283,17 +1231,10 @@
           <w:p>
             <w:pPr>
               <w:keepNext/>
-              <w:spacing w:before="0" w:after="0" w:line="240" w:lineRule="auto"/>
-              <w:ind w:firstLine="0"/>
-              <w:jc w:val="left"/>
+              <w:spacing w:after="0" w:line="240" w:lineRule="auto"/>
             </w:pPr>
             <w:r>
-              <w:rPr>
-                <w:rFonts w:ascii="Times New Roman" w:hAnsi="Times New Roman" w:cs="Times New Roman"/>
-                <w:sz w:val="24"/>
-                <w:szCs w:val="24"/>
-              </w:rPr>
-              <w:t xml:space="preserve">description</w:t>
+              <w:t>description</w:t>
             </w:r>
           </w:p>
         </w:tc>
@@ -1304,17 +1245,10 @@
           <w:p>
             <w:pPr>
               <w:keepNext/>
-              <w:spacing w:before="0" w:after="0" w:line="240" w:lineRule="auto"/>
-              <w:ind w:firstLine="0"/>
-              <w:jc w:val="left"/>
+              <w:spacing w:after="0" w:line="240" w:lineRule="auto"/>
             </w:pPr>
             <w:r>
-              <w:rPr>
-                <w:rFonts w:ascii="Times New Roman" w:hAnsi="Times New Roman" w:cs="Times New Roman"/>
-                <w:sz w:val="24"/>
-                <w:szCs w:val="24"/>
-              </w:rPr>
-              <w:t xml:space="preserve">string</w:t>
+              <w:t>string</w:t>
             </w:r>
           </w:p>
         </w:tc>
@@ -1325,17 +1259,10 @@
           <w:p>
             <w:pPr>
               <w:keepNext/>
-              <w:spacing w:before="0" w:after="0" w:line="240" w:lineRule="auto"/>
-              <w:ind w:firstLine="0"/>
-              <w:jc w:val="left"/>
+              <w:spacing w:after="0" w:line="240" w:lineRule="auto"/>
             </w:pPr>
             <w:r>
-              <w:rPr>
-                <w:rFonts w:ascii="Times New Roman" w:hAnsi="Times New Roman" w:cs="Times New Roman"/>
-                <w:sz w:val="24"/>
-                <w:szCs w:val="24"/>
-              </w:rPr>
-              <w:t xml:space="preserve">Описание</w:t>
+              <w:t>Описание</w:t>
             </w:r>
           </w:p>
         </w:tc>
@@ -1348,17 +1275,10 @@
           <w:p>
             <w:pPr>
               <w:keepNext/>
-              <w:spacing w:before="0" w:after="0" w:line="240" w:lineRule="auto"/>
-              <w:ind w:firstLine="0"/>
-              <w:jc w:val="left"/>
+              <w:spacing w:after="0" w:line="240" w:lineRule="auto"/>
             </w:pPr>
             <w:r>
-              <w:rPr>
-                <w:rFonts w:ascii="Times New Roman" w:hAnsi="Times New Roman" w:cs="Times New Roman"/>
-                <w:sz w:val="24"/>
-                <w:szCs w:val="24"/>
-              </w:rPr>
-              <w:t xml:space="preserve">category</w:t>
+              <w:t>category</w:t>
             </w:r>
           </w:p>
         </w:tc>
@@ -1369,17 +1289,10 @@
           <w:p>
             <w:pPr>
               <w:keepNext/>
-              <w:spacing w:before="0" w:after="0" w:line="240" w:lineRule="auto"/>
-              <w:ind w:firstLine="0"/>
-              <w:jc w:val="left"/>
+              <w:spacing w:after="0" w:line="240" w:lineRule="auto"/>
             </w:pPr>
             <w:r>
-              <w:rPr>
-                <w:rFonts w:ascii="Times New Roman" w:hAnsi="Times New Roman" w:cs="Times New Roman"/>
-                <w:sz w:val="24"/>
-                <w:szCs w:val="24"/>
-              </w:rPr>
-              <w:t xml:space="preserve">string</w:t>
+              <w:t>string</w:t>
             </w:r>
           </w:p>
         </w:tc>
@@ -1390,17 +1303,10 @@
           <w:p>
             <w:pPr>
               <w:keepNext/>
-              <w:spacing w:before="0" w:after="0" w:line="240" w:lineRule="auto"/>
-              <w:ind w:firstLine="0"/>
-              <w:jc w:val="left"/>
+              <w:spacing w:after="0" w:line="240" w:lineRule="auto"/>
             </w:pPr>
             <w:r>
-              <w:rPr>
-                <w:rFonts w:ascii="Times New Roman" w:hAnsi="Times New Roman" w:cs="Times New Roman"/>
-                <w:sz w:val="24"/>
-                <w:szCs w:val="24"/>
-              </w:rPr>
-              <w:t xml:space="preserve">Категория</w:t>
+              <w:t>Категория</w:t>
             </w:r>
           </w:p>
         </w:tc>
@@ -1413,17 +1319,10 @@
           <w:p>
             <w:pPr>
               <w:keepNext/>
-              <w:spacing w:before="0" w:after="0" w:line="240" w:lineRule="auto"/>
-              <w:ind w:firstLine="0"/>
-              <w:jc w:val="left"/>
+              <w:spacing w:after="0" w:line="240" w:lineRule="auto"/>
             </w:pPr>
             <w:r>
-              <w:rPr>
-                <w:rFonts w:ascii="Times New Roman" w:hAnsi="Times New Roman" w:cs="Times New Roman"/>
-                <w:sz w:val="24"/>
-                <w:szCs w:val="24"/>
-              </w:rPr>
-              <w:t xml:space="preserve">brand</w:t>
+              <w:t>brand</w:t>
             </w:r>
           </w:p>
         </w:tc>
@@ -1434,17 +1333,10 @@
           <w:p>
             <w:pPr>
               <w:keepNext/>
-              <w:spacing w:before="0" w:after="0" w:line="240" w:lineRule="auto"/>
-              <w:ind w:firstLine="0"/>
-              <w:jc w:val="left"/>
+              <w:spacing w:after="0" w:line="240" w:lineRule="auto"/>
             </w:pPr>
             <w:r>
-              <w:rPr>
-                <w:rFonts w:ascii="Times New Roman" w:hAnsi="Times New Roman" w:cs="Times New Roman"/>
-                <w:sz w:val="24"/>
-                <w:szCs w:val="24"/>
-              </w:rPr>
-              <w:t xml:space="preserve">string</w:t>
+              <w:t>string</w:t>
             </w:r>
           </w:p>
         </w:tc>
@@ -1455,17 +1347,10 @@
           <w:p>
             <w:pPr>
               <w:keepNext/>
-              <w:spacing w:before="0" w:after="0" w:line="240" w:lineRule="auto"/>
-              <w:ind w:firstLine="0"/>
-              <w:jc w:val="left"/>
+              <w:spacing w:after="0" w:line="240" w:lineRule="auto"/>
             </w:pPr>
             <w:r>
-              <w:rPr>
-                <w:rFonts w:ascii="Times New Roman" w:hAnsi="Times New Roman" w:cs="Times New Roman"/>
-                <w:sz w:val="24"/>
-                <w:szCs w:val="24"/>
-              </w:rPr>
-              <w:t xml:space="preserve">Бренд</w:t>
+              <w:t>Бренд</w:t>
             </w:r>
           </w:p>
         </w:tc>
@@ -1478,17 +1363,10 @@
           <w:p>
             <w:pPr>
               <w:keepNext/>
-              <w:spacing w:before="0" w:after="0" w:line="240" w:lineRule="auto"/>
-              <w:ind w:firstLine="0"/>
-              <w:jc w:val="left"/>
+              <w:spacing w:after="0" w:line="240" w:lineRule="auto"/>
             </w:pPr>
             <w:r>
-              <w:rPr>
-                <w:rFonts w:ascii="Times New Roman" w:hAnsi="Times New Roman" w:cs="Times New Roman"/>
-                <w:sz w:val="24"/>
-                <w:szCs w:val="24"/>
-              </w:rPr>
-              <w:t xml:space="preserve">price</w:t>
+              <w:t>price</w:t>
             </w:r>
           </w:p>
         </w:tc>
@@ -1499,17 +1377,10 @@
           <w:p>
             <w:pPr>
               <w:keepNext/>
-              <w:spacing w:before="0" w:after="0" w:line="240" w:lineRule="auto"/>
-              <w:ind w:firstLine="0"/>
-              <w:jc w:val="left"/>
+              <w:spacing w:after="0" w:line="240" w:lineRule="auto"/>
             </w:pPr>
             <w:r>
-              <w:rPr>
-                <w:rFonts w:ascii="Times New Roman" w:hAnsi="Times New Roman" w:cs="Times New Roman"/>
-                <w:sz w:val="24"/>
-                <w:szCs w:val="24"/>
-              </w:rPr>
-              <w:t xml:space="preserve">number</w:t>
+              <w:t>number</w:t>
             </w:r>
           </w:p>
         </w:tc>
@@ -1520,17 +1391,10 @@
           <w:p>
             <w:pPr>
               <w:keepNext/>
-              <w:spacing w:before="0" w:after="0" w:line="240" w:lineRule="auto"/>
-              <w:ind w:firstLine="0"/>
-              <w:jc w:val="left"/>
+              <w:spacing w:after="0" w:line="240" w:lineRule="auto"/>
             </w:pPr>
             <w:r>
-              <w:rPr>
-                <w:rFonts w:ascii="Times New Roman" w:hAnsi="Times New Roman" w:cs="Times New Roman"/>
-                <w:sz w:val="24"/>
-                <w:szCs w:val="24"/>
-              </w:rPr>
-              <w:t xml:space="preserve">Цена, $</w:t>
+              <w:t>Цена, $</w:t>
             </w:r>
           </w:p>
         </w:tc>
@@ -1543,17 +1407,10 @@
           <w:p>
             <w:pPr>
               <w:keepNext/>
-              <w:spacing w:before="0" w:after="0" w:line="240" w:lineRule="auto"/>
-              <w:ind w:firstLine="0"/>
-              <w:jc w:val="left"/>
+              <w:spacing w:after="0" w:line="240" w:lineRule="auto"/>
             </w:pPr>
             <w:r>
-              <w:rPr>
-                <w:rFonts w:ascii="Times New Roman" w:hAnsi="Times New Roman" w:cs="Times New Roman"/>
-                <w:sz w:val="24"/>
-                <w:szCs w:val="24"/>
-              </w:rPr>
-              <w:t xml:space="preserve">stock</w:t>
+              <w:t>stock</w:t>
             </w:r>
           </w:p>
         </w:tc>
@@ -1564,17 +1421,10 @@
           <w:p>
             <w:pPr>
               <w:keepNext/>
-              <w:spacing w:before="0" w:after="0" w:line="240" w:lineRule="auto"/>
-              <w:ind w:firstLine="0"/>
-              <w:jc w:val="left"/>
+              <w:spacing w:after="0" w:line="240" w:lineRule="auto"/>
             </w:pPr>
             <w:r>
-              <w:rPr>
-                <w:rFonts w:ascii="Times New Roman" w:hAnsi="Times New Roman" w:cs="Times New Roman"/>
-                <w:sz w:val="24"/>
-                <w:szCs w:val="24"/>
-              </w:rPr>
-              <w:t xml:space="preserve">number</w:t>
+              <w:t>number</w:t>
             </w:r>
           </w:p>
         </w:tc>
@@ -1585,17 +1435,10 @@
           <w:p>
             <w:pPr>
               <w:keepNext/>
-              <w:spacing w:before="0" w:after="0" w:line="240" w:lineRule="auto"/>
-              <w:ind w:firstLine="0"/>
-              <w:jc w:val="left"/>
+              <w:spacing w:after="0" w:line="240" w:lineRule="auto"/>
             </w:pPr>
             <w:r>
-              <w:rPr>
-                <w:rFonts w:ascii="Times New Roman" w:hAnsi="Times New Roman" w:cs="Times New Roman"/>
-                <w:sz w:val="24"/>
-                <w:szCs w:val="24"/>
-              </w:rPr>
-              <w:t xml:space="preserve">Количество на складе, шт.</w:t>
+              <w:t>Количество на складе, шт.</w:t>
             </w:r>
           </w:p>
         </w:tc>
@@ -1608,17 +1451,10 @@
           <w:p>
             <w:pPr>
               <w:keepNext/>
-              <w:spacing w:before="0" w:after="0" w:line="240" w:lineRule="auto"/>
-              <w:ind w:firstLine="0"/>
-              <w:jc w:val="left"/>
+              <w:spacing w:after="0" w:line="240" w:lineRule="auto"/>
             </w:pPr>
             <w:r>
-              <w:rPr>
-                <w:rFonts w:ascii="Times New Roman" w:hAnsi="Times New Roman" w:cs="Times New Roman"/>
-                <w:sz w:val="24"/>
-                <w:szCs w:val="24"/>
-              </w:rPr>
-              <w:t xml:space="preserve">rating</w:t>
+              <w:t>rating</w:t>
             </w:r>
           </w:p>
         </w:tc>
@@ -1629,17 +1465,10 @@
           <w:p>
             <w:pPr>
               <w:keepNext/>
-              <w:spacing w:before="0" w:after="0" w:line="240" w:lineRule="auto"/>
-              <w:ind w:firstLine="0"/>
-              <w:jc w:val="left"/>
+              <w:spacing w:after="0" w:line="240" w:lineRule="auto"/>
             </w:pPr>
             <w:r>
-              <w:rPr>
-                <w:rFonts w:ascii="Times New Roman" w:hAnsi="Times New Roman" w:cs="Times New Roman"/>
-                <w:sz w:val="24"/>
-                <w:szCs w:val="24"/>
-              </w:rPr>
-              <w:t xml:space="preserve">number</w:t>
+              <w:t>number</w:t>
             </w:r>
           </w:p>
         </w:tc>
@@ -1650,17 +1479,10 @@
           <w:p>
             <w:pPr>
               <w:keepNext/>
-              <w:spacing w:before="0" w:after="0" w:line="240" w:lineRule="auto"/>
-              <w:ind w:firstLine="0"/>
-              <w:jc w:val="left"/>
+              <w:spacing w:after="0" w:line="240" w:lineRule="auto"/>
             </w:pPr>
             <w:r>
-              <w:rPr>
-                <w:rFonts w:ascii="Times New Roman" w:hAnsi="Times New Roman" w:cs="Times New Roman"/>
-                <w:sz w:val="24"/>
-                <w:szCs w:val="24"/>
-              </w:rPr>
-              <w:t xml:space="preserve">Рейтинг от 0 до 5</w:t>
+              <w:t>Рейтинг от 0 до 5</w:t>
             </w:r>
           </w:p>
         </w:tc>
@@ -1668,8 +1490,7 @@
     </w:tbl>
     <w:p>
       <w:pPr>
-        <w:spacing w:before="0" w:after="0" w:line="360" w:lineRule="auto"/>
-        <w:ind w:firstLine="0"/>
+        <w:spacing w:after="0" w:line="360" w:lineRule="auto"/>
         <w:jc w:val="both"/>
       </w:pPr>
     </w:p>
@@ -1678,39 +1499,35 @@
         <w:keepNext/>
         <w:spacing w:before="120" w:after="120" w:line="360" w:lineRule="auto"/>
         <w:ind w:firstLine="709"/>
-        <w:jc w:val="left"/>
         <w:outlineLvl w:val="1"/>
       </w:pPr>
       <w:r>
         <w:rPr>
-          <w:rFonts w:ascii="Times New Roman" w:hAnsi="Times New Roman" w:cs="Times New Roman"/>
           <w:b/>
           <w:sz w:val="28"/>
           <w:szCs w:val="28"/>
         </w:rPr>
-        <w:t xml:space="preserve">3.3 Структура компонентов</w:t>
-      </w:r>
-    </w:p>
-    <w:p>
-      <w:pPr>
-        <w:spacing w:before="0" w:after="0" w:line="360" w:lineRule="auto"/>
+        <w:t>3.3 Структура компонентов</w:t>
+      </w:r>
+    </w:p>
+    <w:p>
+      <w:pPr>
+        <w:spacing w:after="0" w:line="360" w:lineRule="auto"/>
         <w:ind w:firstLine="709"/>
         <w:jc w:val="both"/>
       </w:pPr>
       <w:r>
         <w:rPr>
-          <w:rFonts w:ascii="Times New Roman" w:hAnsi="Times New Roman" w:cs="Times New Roman"/>
-          <w:sz w:val="28"/>
-          <w:szCs w:val="28"/>
-        </w:rPr>
-        <w:t xml:space="preserve">Схема компонентов приложения показана на рисунке 1. Стрелки показывают, какие props получает каждый компонент. Наверх данные возвращаются только через вызовы колбэков onSubmit, onEdit и onDelete.</w:t>
+          <w:sz w:val="28"/>
+          <w:szCs w:val="28"/>
+        </w:rPr>
+        <w:t>Схема компонентов приложения показана на рисунке 1. Стрелки показывают, какие props получает каждый компонент. Наверх данные возвращаются только через вызовы колбэков onSubmit, onEdit и onDelete.</w:t>
       </w:r>
     </w:p>
     <w:p>
       <w:pPr>
         <w:keepNext/>
         <w:spacing w:before="120" w:after="0" w:line="360" w:lineRule="auto"/>
-        <w:ind w:firstLine="0"/>
         <w:jc w:val="center"/>
       </w:pPr>
       <w:r>
@@ -1718,8 +1535,9 @@
           <w:noProof/>
         </w:rPr>
         <w:drawing>
-          <wp:inline distT="0" distB="0" distL="0" distR="0">
+          <wp:inline distT="0" distB="0" distL="0" distR="0" wp14:anchorId="45872845" wp14:editId="6D20A7AB">
             <wp:extent cx="5041900" cy="3653877"/>
+            <wp:effectExtent l="0" t="0" r="0" b="0"/>
             <wp:docPr id="101" name="Рисунок 101"/>
             <wp:cNvGraphicFramePr>
               <a:graphicFrameLocks xmlns:a="http://schemas.openxmlformats.org/drawingml/2006/main" noChangeAspect="1"/>
@@ -1732,7 +1550,7 @@
                     <pic:cNvPicPr/>
                   </pic:nvPicPr>
                   <pic:blipFill>
-                    <a:blip r:embed="rIdImg101"/>
+                    <a:blip r:embed="rId8"/>
                     <a:stretch>
                       <a:fillRect/>
                     </a:stretch>
@@ -1755,48 +1573,43 @@
     </w:p>
     <w:p>
       <w:pPr>
-        <w:spacing w:before="0" w:after="120" w:line="360" w:lineRule="auto"/>
-        <w:ind w:firstLine="0"/>
+        <w:spacing w:after="120" w:line="360" w:lineRule="auto"/>
         <w:jc w:val="center"/>
       </w:pPr>
       <w:r>
         <w:rPr>
-          <w:rFonts w:ascii="Times New Roman" w:hAnsi="Times New Roman" w:cs="Times New Roman"/>
-          <w:sz w:val="28"/>
-          <w:szCs w:val="28"/>
-        </w:rPr>
-        <w:t xml:space="preserve">Рисунок 1 – Схема компонентов приложения</w:t>
-      </w:r>
-    </w:p>
-    <w:p>
-      <w:pPr>
-        <w:spacing w:before="0" w:after="0" w:line="360" w:lineRule="auto"/>
+          <w:sz w:val="28"/>
+          <w:szCs w:val="28"/>
+        </w:rPr>
+        <w:t>Рисунок 1 – Схема компонентов приложения</w:t>
+      </w:r>
+    </w:p>
+    <w:p>
+      <w:pPr>
+        <w:spacing w:after="0" w:line="360" w:lineRule="auto"/>
         <w:ind w:firstLine="709"/>
         <w:jc w:val="both"/>
       </w:pPr>
       <w:r>
         <w:rPr>
-          <w:rFonts w:ascii="Times New Roman" w:hAnsi="Times New Roman" w:cs="Times New Roman"/>
-          <w:sz w:val="28"/>
-          <w:szCs w:val="28"/>
-        </w:rPr>
-        <w:t xml:space="preserve">Назначение файлов проекта приведено в таблице 2.</w:t>
+          <w:sz w:val="28"/>
+          <w:szCs w:val="28"/>
+        </w:rPr>
+        <w:t>Назначение файлов проекта приведено в таблице 2.</w:t>
       </w:r>
     </w:p>
     <w:p>
       <w:pPr>
         <w:keepNext/>
         <w:spacing w:before="120" w:after="0" w:line="360" w:lineRule="auto"/>
-        <w:ind w:firstLine="0"/>
-        <w:jc w:val="left"/>
-      </w:pPr>
-      <w:r>
-        <w:rPr>
-          <w:rFonts w:ascii="Times New Roman" w:hAnsi="Times New Roman" w:cs="Times New Roman"/>
-          <w:sz w:val="28"/>
-          <w:szCs w:val="28"/>
-        </w:rPr>
-        <w:t xml:space="preserve">Таблица 2 – Файлы проекта</w:t>
+      </w:pPr>
+      <w:r>
+        <w:rPr>
+          <w:sz w:val="28"/>
+          <w:szCs w:val="28"/>
+        </w:rPr>
+        <w:lastRenderedPageBreak/>
+        <w:t>Таблица 2 – Файлы проекта</w:t>
       </w:r>
     </w:p>
     <w:tbl>
@@ -1815,6 +1628,7 @@
           <w:left w:w="85" w:type="dxa"/>
           <w:right w:w="85" w:type="dxa"/>
         </w:tblCellMar>
+        <w:tblLook w:val="04A0" w:firstRow="1" w:lastRow="0" w:firstColumn="1" w:lastColumn="0" w:noHBand="0" w:noVBand="1"/>
       </w:tblPr>
       <w:tblGrid>
         <w:gridCol w:w="3800"/>
@@ -1831,18 +1645,14 @@
           <w:p>
             <w:pPr>
               <w:keepNext/>
-              <w:spacing w:before="0" w:after="0" w:line="240" w:lineRule="auto"/>
-              <w:ind w:firstLine="0"/>
+              <w:spacing w:after="0" w:line="240" w:lineRule="auto"/>
               <w:jc w:val="center"/>
             </w:pPr>
             <w:r>
               <w:rPr>
-                <w:rFonts w:ascii="Times New Roman" w:hAnsi="Times New Roman" w:cs="Times New Roman"/>
                 <w:b/>
-                <w:sz w:val="24"/>
-                <w:szCs w:val="24"/>
               </w:rPr>
-              <w:t xml:space="preserve">Файл</w:t>
+              <w:t>Файл</w:t>
             </w:r>
           </w:p>
         </w:tc>
@@ -1853,18 +1663,14 @@
           <w:p>
             <w:pPr>
               <w:keepNext/>
-              <w:spacing w:before="0" w:after="0" w:line="240" w:lineRule="auto"/>
-              <w:ind w:firstLine="0"/>
+              <w:spacing w:after="0" w:line="240" w:lineRule="auto"/>
               <w:jc w:val="center"/>
             </w:pPr>
             <w:r>
               <w:rPr>
-                <w:rFonts w:ascii="Times New Roman" w:hAnsi="Times New Roman" w:cs="Times New Roman"/>
                 <w:b/>
-                <w:sz w:val="24"/>
-                <w:szCs w:val="24"/>
               </w:rPr>
-              <w:t xml:space="preserve">Назначение</w:t>
+              <w:t>Назначение</w:t>
             </w:r>
           </w:p>
         </w:tc>
@@ -1877,17 +1683,10 @@
           <w:p>
             <w:pPr>
               <w:keepNext/>
-              <w:spacing w:before="0" w:after="0" w:line="240" w:lineRule="auto"/>
-              <w:ind w:firstLine="0"/>
-              <w:jc w:val="left"/>
+              <w:spacing w:after="0" w:line="240" w:lineRule="auto"/>
             </w:pPr>
             <w:r>
-              <w:rPr>
-                <w:rFonts w:ascii="Times New Roman" w:hAnsi="Times New Roman" w:cs="Times New Roman"/>
-                <w:sz w:val="24"/>
-                <w:szCs w:val="24"/>
-              </w:rPr>
-              <w:t xml:space="preserve">src/types.ts</w:t>
+              <w:t>src/types.ts</w:t>
             </w:r>
           </w:p>
         </w:tc>
@@ -1898,17 +1697,10 @@
           <w:p>
             <w:pPr>
               <w:keepNext/>
-              <w:spacing w:before="0" w:after="0" w:line="240" w:lineRule="auto"/>
-              <w:ind w:firstLine="0"/>
-              <w:jc w:val="left"/>
+              <w:spacing w:after="0" w:line="240" w:lineRule="auto"/>
             </w:pPr>
             <w:r>
-              <w:rPr>
-                <w:rFonts w:ascii="Times New Roman" w:hAnsi="Times New Roman" w:cs="Times New Roman"/>
-                <w:sz w:val="24"/>
-                <w:szCs w:val="24"/>
-              </w:rPr>
-              <w:t xml:space="preserve">Интерфейс Product и тип ProductDraft (товар без id)</w:t>
+              <w:t>Интерфейс Product и тип ProductDraft (товар без id)</w:t>
             </w:r>
           </w:p>
         </w:tc>
@@ -1921,17 +1713,10 @@
           <w:p>
             <w:pPr>
               <w:keepNext/>
-              <w:spacing w:before="0" w:after="0" w:line="240" w:lineRule="auto"/>
-              <w:ind w:firstLine="0"/>
-              <w:jc w:val="left"/>
+              <w:spacing w:after="0" w:line="240" w:lineRule="auto"/>
             </w:pPr>
             <w:r>
-              <w:rPr>
-                <w:rFonts w:ascii="Times New Roman" w:hAnsi="Times New Roman" w:cs="Times New Roman"/>
-                <w:sz w:val="24"/>
-                <w:szCs w:val="24"/>
-              </w:rPr>
-              <w:t xml:space="preserve">src/data/mockProducts.ts</w:t>
+              <w:t>src/data/mockProducts.ts</w:t>
             </w:r>
           </w:p>
         </w:tc>
@@ -1942,17 +1727,10 @@
           <w:p>
             <w:pPr>
               <w:keepNext/>
-              <w:spacing w:before="0" w:after="0" w:line="240" w:lineRule="auto"/>
-              <w:ind w:firstLine="0"/>
-              <w:jc w:val="left"/>
+              <w:spacing w:after="0" w:line="240" w:lineRule="auto"/>
             </w:pPr>
             <w:r>
-              <w:rPr>
-                <w:rFonts w:ascii="Times New Roman" w:hAnsi="Times New Roman" w:cs="Times New Roman"/>
-                <w:sz w:val="24"/>
-                <w:szCs w:val="24"/>
-              </w:rPr>
-              <w:t xml:space="preserve">Начальные данные — 5 товаров в формате dummyjson</w:t>
+              <w:t>Начальные данные — 5 товаров в формате dummyjson</w:t>
             </w:r>
           </w:p>
         </w:tc>
@@ -1965,17 +1743,10 @@
           <w:p>
             <w:pPr>
               <w:keepNext/>
-              <w:spacing w:before="0" w:after="0" w:line="240" w:lineRule="auto"/>
-              <w:ind w:firstLine="0"/>
-              <w:jc w:val="left"/>
+              <w:spacing w:after="0" w:line="240" w:lineRule="auto"/>
             </w:pPr>
             <w:r>
-              <w:rPr>
-                <w:rFonts w:ascii="Times New Roman" w:hAnsi="Times New Roman" w:cs="Times New Roman"/>
-                <w:sz w:val="24"/>
-                <w:szCs w:val="24"/>
-              </w:rPr>
-              <w:t xml:space="preserve">src/hooks/useProducts.ts</w:t>
+              <w:t>src/hooks/useProducts.ts</w:t>
             </w:r>
           </w:p>
         </w:tc>
@@ -1986,17 +1757,10 @@
           <w:p>
             <w:pPr>
               <w:keepNext/>
-              <w:spacing w:before="0" w:after="0" w:line="240" w:lineRule="auto"/>
-              <w:ind w:firstLine="0"/>
-              <w:jc w:val="left"/>
+              <w:spacing w:after="0" w:line="240" w:lineRule="auto"/>
             </w:pPr>
             <w:r>
-              <w:rPr>
-                <w:rFonts w:ascii="Times New Roman" w:hAnsi="Times New Roman" w:cs="Times New Roman"/>
-                <w:sz w:val="24"/>
-                <w:szCs w:val="24"/>
-              </w:rPr>
-              <w:t xml:space="preserve">Кастомный хук: хранит список и даёт функции добавления, изменения и удаления</w:t>
+              <w:t>Кастомный хук: хранит список и даёт функции добавления, изменения и удаления</w:t>
             </w:r>
           </w:p>
         </w:tc>
@@ -2009,17 +1773,10 @@
           <w:p>
             <w:pPr>
               <w:keepNext/>
-              <w:spacing w:before="0" w:after="0" w:line="240" w:lineRule="auto"/>
-              <w:ind w:firstLine="0"/>
-              <w:jc w:val="left"/>
+              <w:spacing w:after="0" w:line="240" w:lineRule="auto"/>
             </w:pPr>
             <w:r>
-              <w:rPr>
-                <w:rFonts w:ascii="Times New Roman" w:hAnsi="Times New Roman" w:cs="Times New Roman"/>
-                <w:sz w:val="24"/>
-                <w:szCs w:val="24"/>
-              </w:rPr>
-              <w:t xml:space="preserve">src/App.tsx</w:t>
+              <w:t>src/App.tsx</w:t>
             </w:r>
           </w:p>
         </w:tc>
@@ -2030,17 +1787,10 @@
           <w:p>
             <w:pPr>
               <w:keepNext/>
-              <w:spacing w:before="0" w:after="0" w:line="240" w:lineRule="auto"/>
-              <w:ind w:firstLine="0"/>
-              <w:jc w:val="left"/>
+              <w:spacing w:after="0" w:line="240" w:lineRule="auto"/>
             </w:pPr>
             <w:r>
-              <w:rPr>
-                <w:rFonts w:ascii="Times New Roman" w:hAnsi="Times New Roman" w:cs="Times New Roman"/>
-                <w:sz w:val="24"/>
-                <w:szCs w:val="24"/>
-              </w:rPr>
-              <w:t xml:space="preserve">Корневой компонент: связывает хук, форму и список, хранит редактируемый товар</w:t>
+              <w:t>Корневой компонент: связывает хук, форму и список, хранит редактируемый товар</w:t>
             </w:r>
           </w:p>
         </w:tc>
@@ -2053,17 +1803,10 @@
           <w:p>
             <w:pPr>
               <w:keepNext/>
-              <w:spacing w:before="0" w:after="0" w:line="240" w:lineRule="auto"/>
-              <w:ind w:firstLine="0"/>
-              <w:jc w:val="left"/>
+              <w:spacing w:after="0" w:line="240" w:lineRule="auto"/>
             </w:pPr>
             <w:r>
-              <w:rPr>
-                <w:rFonts w:ascii="Times New Roman" w:hAnsi="Times New Roman" w:cs="Times New Roman"/>
-                <w:sz w:val="24"/>
-                <w:szCs w:val="24"/>
-              </w:rPr>
-              <w:t xml:space="preserve">src/components/ProductForm.tsx</w:t>
+              <w:t>src/components/ProductForm.tsx</w:t>
             </w:r>
           </w:p>
         </w:tc>
@@ -2074,17 +1817,10 @@
           <w:p>
             <w:pPr>
               <w:keepNext/>
-              <w:spacing w:before="0" w:after="0" w:line="240" w:lineRule="auto"/>
-              <w:ind w:firstLine="0"/>
-              <w:jc w:val="left"/>
+              <w:spacing w:after="0" w:line="240" w:lineRule="auto"/>
             </w:pPr>
             <w:r>
-              <w:rPr>
-                <w:rFonts w:ascii="Times New Roman" w:hAnsi="Times New Roman" w:cs="Times New Roman"/>
-                <w:sz w:val="24"/>
-                <w:szCs w:val="24"/>
-              </w:rPr>
-              <w:t xml:space="preserve">Форма добавления и редактирования товара</w:t>
+              <w:t>Форма добавления и редактирования товара</w:t>
             </w:r>
           </w:p>
         </w:tc>
@@ -2097,17 +1833,10 @@
           <w:p>
             <w:pPr>
               <w:keepNext/>
-              <w:spacing w:before="0" w:after="0" w:line="240" w:lineRule="auto"/>
-              <w:ind w:firstLine="0"/>
-              <w:jc w:val="left"/>
+              <w:spacing w:after="0" w:line="240" w:lineRule="auto"/>
             </w:pPr>
             <w:r>
-              <w:rPr>
-                <w:rFonts w:ascii="Times New Roman" w:hAnsi="Times New Roman" w:cs="Times New Roman"/>
-                <w:sz w:val="24"/>
-                <w:szCs w:val="24"/>
-              </w:rPr>
-              <w:t xml:space="preserve">src/components/ProductList.tsx</w:t>
+              <w:t>src/components/ProductList.tsx</w:t>
             </w:r>
           </w:p>
         </w:tc>
@@ -2118,17 +1847,10 @@
           <w:p>
             <w:pPr>
               <w:keepNext/>
-              <w:spacing w:before="0" w:after="0" w:line="240" w:lineRule="auto"/>
-              <w:ind w:firstLine="0"/>
-              <w:jc w:val="left"/>
+              <w:spacing w:after="0" w:line="240" w:lineRule="auto"/>
             </w:pPr>
             <w:r>
-              <w:rPr>
-                <w:rFonts w:ascii="Times New Roman" w:hAnsi="Times New Roman" w:cs="Times New Roman"/>
-                <w:sz w:val="24"/>
-                <w:szCs w:val="24"/>
-              </w:rPr>
-              <w:t xml:space="preserve">Список карточек или сообщение «Товаров пока нет»</w:t>
+              <w:t>Список карточек или сообщение «Товаров пока нет»</w:t>
             </w:r>
           </w:p>
         </w:tc>
@@ -2141,17 +1863,10 @@
           <w:p>
             <w:pPr>
               <w:keepNext/>
-              <w:spacing w:before="0" w:after="0" w:line="240" w:lineRule="auto"/>
-              <w:ind w:firstLine="0"/>
-              <w:jc w:val="left"/>
+              <w:spacing w:after="0" w:line="240" w:lineRule="auto"/>
             </w:pPr>
             <w:r>
-              <w:rPr>
-                <w:rFonts w:ascii="Times New Roman" w:hAnsi="Times New Roman" w:cs="Times New Roman"/>
-                <w:sz w:val="24"/>
-                <w:szCs w:val="24"/>
-              </w:rPr>
-              <w:t xml:space="preserve">src/components/ProductCard.tsx</w:t>
+              <w:t>src/components/ProductCard.tsx</w:t>
             </w:r>
           </w:p>
         </w:tc>
@@ -2162,17 +1877,10 @@
           <w:p>
             <w:pPr>
               <w:keepNext/>
-              <w:spacing w:before="0" w:after="0" w:line="240" w:lineRule="auto"/>
-              <w:ind w:firstLine="0"/>
-              <w:jc w:val="left"/>
+              <w:spacing w:after="0" w:line="240" w:lineRule="auto"/>
             </w:pPr>
             <w:r>
-              <w:rPr>
-                <w:rFonts w:ascii="Times New Roman" w:hAnsi="Times New Roman" w:cs="Times New Roman"/>
-                <w:sz w:val="24"/>
-                <w:szCs w:val="24"/>
-              </w:rPr>
-              <w:t xml:space="preserve">Карточка одного товара с кнопками «Изменить» и «Удалить»</w:t>
+              <w:t>Карточка одного товара с кнопками «Изменить» и «Удалить»</w:t>
             </w:r>
           </w:p>
         </w:tc>
@@ -2180,8 +1888,7 @@
     </w:tbl>
     <w:p>
       <w:pPr>
-        <w:spacing w:before="0" w:after="0" w:line="360" w:lineRule="auto"/>
-        <w:ind w:firstLine="0"/>
+        <w:spacing w:after="0" w:line="360" w:lineRule="auto"/>
         <w:jc w:val="both"/>
       </w:pPr>
     </w:p>
@@ -2190,41 +1897,36 @@
         <w:keepNext/>
         <w:spacing w:before="120" w:after="120" w:line="360" w:lineRule="auto"/>
         <w:ind w:firstLine="709"/>
-        <w:jc w:val="left"/>
         <w:outlineLvl w:val="1"/>
       </w:pPr>
       <w:r>
         <w:rPr>
-          <w:rFonts w:ascii="Times New Roman" w:hAnsi="Times New Roman" w:cs="Times New Roman"/>
           <w:b/>
           <w:sz w:val="28"/>
           <w:szCs w:val="28"/>
         </w:rPr>
-        <w:t xml:space="preserve">3.4 Использованные возможности React</w:t>
+        <w:t>3.4 Использованные возможности React</w:t>
       </w:r>
     </w:p>
     <w:p>
       <w:pPr>
         <w:numPr>
           <w:ilvl w:val="0"/>
-          <w:numId w:val="20"/>
+          <w:numId w:val="10"/>
         </w:numPr>
-        <w:spacing w:before="0" w:after="0" w:line="360" w:lineRule="auto"/>
-        <w:ind w:left="0" w:firstLine="709"/>
+        <w:spacing w:after="0" w:line="360" w:lineRule="auto"/>
         <w:jc w:val="both"/>
       </w:pPr>
       <w:r>
         <w:rPr>
-          <w:rFonts w:ascii="Times New Roman" w:hAnsi="Times New Roman" w:cs="Times New Roman"/>
           <w:b/>
           <w:sz w:val="28"/>
           <w:szCs w:val="28"/>
         </w:rPr>
-        <w:t xml:space="preserve">Функциональные компоненты и JSX.</w:t>
-      </w:r>
-      <w:r>
-        <w:rPr>
-          <w:rFonts w:ascii="Times New Roman" w:hAnsi="Times New Roman" w:cs="Times New Roman"/>
+        <w:t>Функциональные компоненты и JSX.</w:t>
+      </w:r>
+      <w:r>
+        <w:rPr>
           <w:sz w:val="28"/>
           <w:szCs w:val="28"/>
         </w:rPr>
@@ -2235,24 +1937,21 @@
       <w:pPr>
         <w:numPr>
           <w:ilvl w:val="0"/>
-          <w:numId w:val="20"/>
+          <w:numId w:val="10"/>
         </w:numPr>
-        <w:spacing w:before="0" w:after="0" w:line="360" w:lineRule="auto"/>
-        <w:ind w:left="0" w:firstLine="709"/>
+        <w:spacing w:after="0" w:line="360" w:lineRule="auto"/>
         <w:jc w:val="both"/>
       </w:pPr>
       <w:r>
         <w:rPr>
-          <w:rFonts w:ascii="Times New Roman" w:hAnsi="Times New Roman" w:cs="Times New Roman"/>
           <w:b/>
           <w:sz w:val="28"/>
           <w:szCs w:val="28"/>
         </w:rPr>
-        <w:t xml:space="preserve">Одностороннее связывание.</w:t>
-      </w:r>
-      <w:r>
-        <w:rPr>
-          <w:rFonts w:ascii="Times New Roman" w:hAnsi="Times New Roman" w:cs="Times New Roman"/>
+        <w:t>Одностороннее связывание.</w:t>
+      </w:r>
+      <w:r>
+        <w:rPr>
           <w:sz w:val="28"/>
           <w:szCs w:val="28"/>
         </w:rPr>
@@ -2263,24 +1962,21 @@
       <w:pPr>
         <w:numPr>
           <w:ilvl w:val="0"/>
-          <w:numId w:val="20"/>
+          <w:numId w:val="10"/>
         </w:numPr>
-        <w:spacing w:before="0" w:after="0" w:line="360" w:lineRule="auto"/>
-        <w:ind w:left="0" w:firstLine="709"/>
+        <w:spacing w:after="0" w:line="360" w:lineRule="auto"/>
         <w:jc w:val="both"/>
       </w:pPr>
       <w:r>
         <w:rPr>
-          <w:rFonts w:ascii="Times New Roman" w:hAnsi="Times New Roman" w:cs="Times New Roman"/>
           <w:b/>
           <w:sz w:val="28"/>
           <w:szCs w:val="28"/>
         </w:rPr>
-        <w:t xml:space="preserve">Списки и key.</w:t>
-      </w:r>
-      <w:r>
-        <w:rPr>
-          <w:rFonts w:ascii="Times New Roman" w:hAnsi="Times New Roman" w:cs="Times New Roman"/>
+        <w:t>Списки и key.</w:t>
+      </w:r>
+      <w:r>
+        <w:rPr>
           <w:sz w:val="28"/>
           <w:szCs w:val="28"/>
         </w:rPr>
@@ -2291,24 +1987,21 @@
       <w:pPr>
         <w:numPr>
           <w:ilvl w:val="0"/>
-          <w:numId w:val="20"/>
+          <w:numId w:val="10"/>
         </w:numPr>
-        <w:spacing w:before="0" w:after="0" w:line="360" w:lineRule="auto"/>
-        <w:ind w:left="0" w:firstLine="709"/>
+        <w:spacing w:after="0" w:line="360" w:lineRule="auto"/>
         <w:jc w:val="both"/>
       </w:pPr>
       <w:r>
         <w:rPr>
-          <w:rFonts w:ascii="Times New Roman" w:hAnsi="Times New Roman" w:cs="Times New Roman"/>
           <w:b/>
           <w:sz w:val="28"/>
           <w:szCs w:val="28"/>
         </w:rPr>
-        <w:t xml:space="preserve">Условный рендеринг.</w:t>
-      </w:r>
-      <w:r>
-        <w:rPr>
-          <w:rFonts w:ascii="Times New Roman" w:hAnsi="Times New Roman" w:cs="Times New Roman"/>
+        <w:t>Условный рендеринг.</w:t>
+      </w:r>
+      <w:r>
+        <w:rPr>
           <w:sz w:val="28"/>
           <w:szCs w:val="28"/>
         </w:rPr>
@@ -2319,24 +2012,21 @@
       <w:pPr>
         <w:numPr>
           <w:ilvl w:val="0"/>
-          <w:numId w:val="20"/>
+          <w:numId w:val="10"/>
         </w:numPr>
-        <w:spacing w:before="0" w:after="0" w:line="360" w:lineRule="auto"/>
-        <w:ind w:left="0" w:firstLine="709"/>
+        <w:spacing w:after="0" w:line="360" w:lineRule="auto"/>
         <w:jc w:val="both"/>
       </w:pPr>
       <w:r>
         <w:rPr>
-          <w:rFonts w:ascii="Times New Roman" w:hAnsi="Times New Roman" w:cs="Times New Roman"/>
           <w:b/>
           <w:sz w:val="28"/>
           <w:szCs w:val="28"/>
         </w:rPr>
-        <w:t xml:space="preserve">useState.</w:t>
-      </w:r>
-      <w:r>
-        <w:rPr>
-          <w:rFonts w:ascii="Times New Roman" w:hAnsi="Times New Roman" w:cs="Times New Roman"/>
+        <w:t>useState.</w:t>
+      </w:r>
+      <w:r>
+        <w:rPr>
           <w:sz w:val="28"/>
           <w:szCs w:val="28"/>
         </w:rPr>
@@ -2347,24 +2037,21 @@
       <w:pPr>
         <w:numPr>
           <w:ilvl w:val="0"/>
-          <w:numId w:val="20"/>
+          <w:numId w:val="10"/>
         </w:numPr>
-        <w:spacing w:before="0" w:after="0" w:line="360" w:lineRule="auto"/>
-        <w:ind w:left="0" w:firstLine="709"/>
+        <w:spacing w:after="0" w:line="360" w:lineRule="auto"/>
         <w:jc w:val="both"/>
       </w:pPr>
       <w:r>
         <w:rPr>
-          <w:rFonts w:ascii="Times New Roman" w:hAnsi="Times New Roman" w:cs="Times New Roman"/>
           <w:b/>
           <w:sz w:val="28"/>
           <w:szCs w:val="28"/>
         </w:rPr>
-        <w:t xml:space="preserve">useEffect.</w:t>
-      </w:r>
-      <w:r>
-        <w:rPr>
-          <w:rFonts w:ascii="Times New Roman" w:hAnsi="Times New Roman" w:cs="Times New Roman"/>
+        <w:t>useEffect.</w:t>
+      </w:r>
+      <w:r>
+        <w:rPr>
           <w:sz w:val="28"/>
           <w:szCs w:val="28"/>
         </w:rPr>
@@ -2375,24 +2062,21 @@
       <w:pPr>
         <w:numPr>
           <w:ilvl w:val="0"/>
-          <w:numId w:val="20"/>
+          <w:numId w:val="10"/>
         </w:numPr>
-        <w:spacing w:before="0" w:after="0" w:line="360" w:lineRule="auto"/>
-        <w:ind w:left="0" w:firstLine="709"/>
+        <w:spacing w:after="0" w:line="360" w:lineRule="auto"/>
         <w:jc w:val="both"/>
       </w:pPr>
       <w:r>
         <w:rPr>
-          <w:rFonts w:ascii="Times New Roman" w:hAnsi="Times New Roman" w:cs="Times New Roman"/>
           <w:b/>
           <w:sz w:val="28"/>
           <w:szCs w:val="28"/>
         </w:rPr>
-        <w:t xml:space="preserve">useRef.</w:t>
-      </w:r>
-      <w:r>
-        <w:rPr>
-          <w:rFonts w:ascii="Times New Roman" w:hAnsi="Times New Roman" w:cs="Times New Roman"/>
+        <w:t>useRef.</w:t>
+      </w:r>
+      <w:r>
+        <w:rPr>
           <w:sz w:val="28"/>
           <w:szCs w:val="28"/>
         </w:rPr>
@@ -2403,24 +2087,21 @@
       <w:pPr>
         <w:numPr>
           <w:ilvl w:val="0"/>
-          <w:numId w:val="20"/>
+          <w:numId w:val="10"/>
         </w:numPr>
-        <w:spacing w:before="0" w:after="0" w:line="360" w:lineRule="auto"/>
-        <w:ind w:left="0" w:firstLine="709"/>
+        <w:spacing w:after="0" w:line="360" w:lineRule="auto"/>
         <w:jc w:val="both"/>
       </w:pPr>
       <w:r>
         <w:rPr>
-          <w:rFonts w:ascii="Times New Roman" w:hAnsi="Times New Roman" w:cs="Times New Roman"/>
           <w:b/>
           <w:sz w:val="28"/>
           <w:szCs w:val="28"/>
         </w:rPr>
-        <w:t xml:space="preserve">Кастомный хук useProducts.</w:t>
-      </w:r>
-      <w:r>
-        <w:rPr>
-          <w:rFonts w:ascii="Times New Roman" w:hAnsi="Times New Roman" w:cs="Times New Roman"/>
+        <w:t>Кастомный хук useProducts.</w:t>
+      </w:r>
+      <w:r>
+        <w:rPr>
           <w:sz w:val="28"/>
           <w:szCs w:val="28"/>
         </w:rPr>
@@ -2431,24 +2112,21 @@
       <w:pPr>
         <w:numPr>
           <w:ilvl w:val="0"/>
-          <w:numId w:val="20"/>
+          <w:numId w:val="10"/>
         </w:numPr>
-        <w:spacing w:before="0" w:after="0" w:line="360" w:lineRule="auto"/>
-        <w:ind w:left="0" w:firstLine="709"/>
+        <w:spacing w:after="0" w:line="360" w:lineRule="auto"/>
         <w:jc w:val="both"/>
       </w:pPr>
       <w:r>
         <w:rPr>
-          <w:rFonts w:ascii="Times New Roman" w:hAnsi="Times New Roman" w:cs="Times New Roman"/>
           <w:b/>
           <w:sz w:val="28"/>
           <w:szCs w:val="28"/>
         </w:rPr>
-        <w:t xml:space="preserve">key для сброса состояния.</w:t>
-      </w:r>
-      <w:r>
-        <w:rPr>
-          <w:rFonts w:ascii="Times New Roman" w:hAnsi="Times New Roman" w:cs="Times New Roman"/>
+        <w:t>key для сброса состояния.</w:t>
+      </w:r>
+      <w:r>
+        <w:rPr>
           <w:sz w:val="28"/>
           <w:szCs w:val="28"/>
         </w:rPr>
@@ -2460,79 +2138,70 @@
         <w:keepNext/>
         <w:spacing w:before="120" w:after="120" w:line="360" w:lineRule="auto"/>
         <w:ind w:firstLine="709"/>
-        <w:jc w:val="left"/>
         <w:outlineLvl w:val="1"/>
       </w:pPr>
       <w:r>
         <w:rPr>
-          <w:rFonts w:ascii="Times New Roman" w:hAnsi="Times New Roman" w:cs="Times New Roman"/>
           <w:b/>
           <w:sz w:val="28"/>
           <w:szCs w:val="28"/>
         </w:rPr>
-        <w:t xml:space="preserve">3.5 Запуск</w:t>
+        <w:lastRenderedPageBreak/>
+        <w:t>3.5 Запуск</w:t>
       </w:r>
     </w:p>
     <w:p>
       <w:pPr>
         <w:keepNext/>
-        <w:spacing w:before="0" w:after="0" w:line="360" w:lineRule="auto"/>
+        <w:spacing w:after="0" w:line="360" w:lineRule="auto"/>
         <w:ind w:firstLine="709"/>
         <w:jc w:val="both"/>
       </w:pPr>
       <w:r>
         <w:rPr>
-          <w:rFonts w:ascii="Times New Roman" w:hAnsi="Times New Roman" w:cs="Times New Roman"/>
-          <w:sz w:val="28"/>
-          <w:szCs w:val="28"/>
-        </w:rPr>
-        <w:t xml:space="preserve">Для запуска проекта нужно выполнить команды:</w:t>
+          <w:sz w:val="28"/>
+          <w:szCs w:val="28"/>
+        </w:rPr>
+        <w:t>Для запуска проекта нужно выполнить команды:</w:t>
       </w:r>
     </w:p>
     <w:p>
       <w:pPr>
         <w:keepNext/>
-        <w:spacing w:before="0" w:after="0" w:line="360" w:lineRule="auto"/>
+        <w:spacing w:after="0" w:line="360" w:lineRule="auto"/>
         <w:ind w:firstLine="709"/>
-        <w:jc w:val="left"/>
       </w:pPr>
       <w:r>
         <w:rPr>
           <w:rFonts w:ascii="Courier New" w:hAnsi="Courier New" w:cs="Courier New"/>
-          <w:sz w:val="24"/>
-          <w:szCs w:val="24"/>
-        </w:rPr>
-        <w:t xml:space="preserve">npm install</w:t>
-      </w:r>
-    </w:p>
-    <w:p>
-      <w:pPr>
-        <w:spacing w:before="0" w:after="0" w:line="360" w:lineRule="auto"/>
+        </w:rPr>
+        <w:t>npm install</w:t>
+      </w:r>
+    </w:p>
+    <w:p>
+      <w:pPr>
+        <w:spacing w:after="0" w:line="360" w:lineRule="auto"/>
         <w:ind w:firstLine="709"/>
-        <w:jc w:val="left"/>
       </w:pPr>
       <w:r>
         <w:rPr>
           <w:rFonts w:ascii="Courier New" w:hAnsi="Courier New" w:cs="Courier New"/>
-          <w:sz w:val="24"/>
-          <w:szCs w:val="24"/>
-        </w:rPr>
-        <w:t xml:space="preserve">npm run dev</w:t>
-      </w:r>
-    </w:p>
-    <w:p>
-      <w:pPr>
-        <w:spacing w:before="0" w:after="0" w:line="360" w:lineRule="auto"/>
+        </w:rPr>
+        <w:t>npm run dev</w:t>
+      </w:r>
+    </w:p>
+    <w:p>
+      <w:pPr>
+        <w:spacing w:after="0" w:line="360" w:lineRule="auto"/>
         <w:ind w:firstLine="709"/>
         <w:jc w:val="both"/>
       </w:pPr>
       <w:r>
         <w:rPr>
-          <w:rFonts w:ascii="Times New Roman" w:hAnsi="Times New Roman" w:cs="Times New Roman"/>
-          <w:sz w:val="28"/>
-          <w:szCs w:val="28"/>
-        </w:rPr>
-        <w:t xml:space="preserve">После запуска приложение открывается по адресу http://127.0.0.1:5173/.</w:t>
+          <w:sz w:val="28"/>
+          <w:szCs w:val="28"/>
+        </w:rPr>
+        <w:t>После запуска приложение открывается по адресу http://127.0.0.1:5173/.</w:t>
       </w:r>
     </w:p>
     <w:p>
@@ -2540,39 +2209,35 @@
         <w:keepNext/>
         <w:spacing w:before="240" w:after="120" w:line="360" w:lineRule="auto"/>
         <w:ind w:firstLine="709"/>
-        <w:jc w:val="left"/>
         <w:outlineLvl w:val="0"/>
       </w:pPr>
       <w:r>
         <w:rPr>
-          <w:rFonts w:ascii="Times New Roman" w:hAnsi="Times New Roman" w:cs="Times New Roman"/>
           <w:b/>
           <w:sz w:val="28"/>
           <w:szCs w:val="28"/>
         </w:rPr>
-        <w:t xml:space="preserve">4 Скриншоты страниц</w:t>
-      </w:r>
-    </w:p>
-    <w:p>
-      <w:pPr>
-        <w:spacing w:before="0" w:after="0" w:line="360" w:lineRule="auto"/>
+        <w:t>4 Скриншоты страниц</w:t>
+      </w:r>
+    </w:p>
+    <w:p>
+      <w:pPr>
+        <w:spacing w:after="0" w:line="360" w:lineRule="auto"/>
         <w:ind w:firstLine="709"/>
         <w:jc w:val="both"/>
       </w:pPr>
       <w:r>
         <w:rPr>
-          <w:rFonts w:ascii="Times New Roman" w:hAnsi="Times New Roman" w:cs="Times New Roman"/>
-          <w:sz w:val="28"/>
-          <w:szCs w:val="28"/>
-        </w:rPr>
-        <w:t xml:space="preserve">Приложение состоит из одной страницы. На рисунках 2–5 показаны её состояния при добавлении, редактировании и удалении товаров.</w:t>
+          <w:sz w:val="28"/>
+          <w:szCs w:val="28"/>
+        </w:rPr>
+        <w:t>Приложение состоит из одной страницы. На рисунках 2–5 показаны её состояния при добавлении и редактировании товаров.</w:t>
       </w:r>
     </w:p>
     <w:p>
       <w:pPr>
         <w:keepNext/>
         <w:spacing w:before="120" w:after="0" w:line="360" w:lineRule="auto"/>
-        <w:ind w:firstLine="0"/>
         <w:jc w:val="center"/>
       </w:pPr>
       <w:r>
@@ -2580,9 +2245,10 @@
           <w:noProof/>
         </w:rPr>
         <w:drawing>
-          <wp:inline distT="0" distB="0" distL="0" distR="0">
-            <wp:extent cx="4860925" cy="3649491"/>
-            <wp:docPr id="102" name="Рисунок 102"/>
+          <wp:inline distT="0" distB="0" distL="0" distR="0" wp14:anchorId="0101CE96" wp14:editId="3B581955">
+            <wp:extent cx="5940425" cy="4184015"/>
+            <wp:effectExtent l="0" t="0" r="3175" b="6985"/>
+            <wp:docPr id="2065691404" name="Рисунок 1"/>
             <wp:cNvGraphicFramePr>
               <a:graphicFrameLocks xmlns:a="http://schemas.openxmlformats.org/drawingml/2006/main" noChangeAspect="1"/>
             </wp:cNvGraphicFramePr>
@@ -2590,11 +2256,11 @@
               <a:graphicData uri="http://schemas.openxmlformats.org/drawingml/2006/picture">
                 <pic:pic xmlns:pic="http://schemas.openxmlformats.org/drawingml/2006/picture">
                   <pic:nvPicPr>
-                    <pic:cNvPr id="102" name="report_102.png"/>
+                    <pic:cNvPr id="2065691404" name=""/>
                     <pic:cNvPicPr/>
                   </pic:nvPicPr>
                   <pic:blipFill>
-                    <a:blip r:embed="rIdImg102"/>
+                    <a:blip r:embed="rId9"/>
                     <a:stretch>
                       <a:fillRect/>
                     </a:stretch>
@@ -2602,7 +2268,7 @@
                   <pic:spPr>
                     <a:xfrm>
                       <a:off x="0" y="0"/>
-                      <a:ext cx="4860925" cy="3649491"/>
+                      <a:ext cx="5940425" cy="4184015"/>
                     </a:xfrm>
                     <a:prstGeom prst="rect">
                       <a:avLst/>
@@ -2617,34 +2283,44 @@
     </w:p>
     <w:p>
       <w:pPr>
-        <w:spacing w:before="0" w:after="120" w:line="360" w:lineRule="auto"/>
-        <w:ind w:firstLine="0"/>
+        <w:spacing w:after="120" w:line="360" w:lineRule="auto"/>
         <w:jc w:val="center"/>
       </w:pPr>
       <w:r>
         <w:rPr>
-          <w:rFonts w:ascii="Times New Roman" w:hAnsi="Times New Roman" w:cs="Times New Roman"/>
-          <w:sz w:val="28"/>
-          <w:szCs w:val="28"/>
-        </w:rPr>
-        <w:t xml:space="preserve">Рисунок 2 – Главная страница: форма добавления и список из 5 товаров</w:t>
+          <w:sz w:val="28"/>
+          <w:szCs w:val="28"/>
+        </w:rPr>
+        <w:t xml:space="preserve">Рисунок 2 – Главная страница: форма добавления и список из </w:t>
+      </w:r>
+      <w:r>
+        <w:rPr>
+          <w:sz w:val="28"/>
+          <w:szCs w:val="28"/>
+        </w:rPr>
+        <w:t>2</w:t>
+      </w:r>
+      <w:r>
+        <w:rPr>
+          <w:sz w:val="28"/>
+          <w:szCs w:val="28"/>
+        </w:rPr>
+        <w:t xml:space="preserve"> товаров</w:t>
       </w:r>
     </w:p>
     <w:p>
       <w:pPr>
         <w:keepNext/>
         <w:spacing w:before="120" w:after="0" w:line="360" w:lineRule="auto"/>
-        <w:ind w:firstLine="0"/>
         <w:jc w:val="center"/>
       </w:pPr>
       <w:r>
-        <w:rPr>
-          <w:noProof/>
-        </w:rPr>
+        <w:lastRenderedPageBreak/>
         <w:drawing>
-          <wp:inline distT="0" distB="0" distL="0" distR="0">
-            <wp:extent cx="4860925" cy="3649491"/>
-            <wp:docPr id="103" name="Рисунок 103"/>
+          <wp:inline distT="0" distB="0" distL="0" distR="0" wp14:anchorId="4418EEBB" wp14:editId="1A5F214A">
+            <wp:extent cx="5723906" cy="3992356"/>
+            <wp:effectExtent l="0" t="0" r="0" b="8255"/>
+            <wp:docPr id="1907839669" name="Рисунок 1"/>
             <wp:cNvGraphicFramePr>
               <a:graphicFrameLocks xmlns:a="http://schemas.openxmlformats.org/drawingml/2006/main" noChangeAspect="1"/>
             </wp:cNvGraphicFramePr>
@@ -2652,11 +2328,11 @@
               <a:graphicData uri="http://schemas.openxmlformats.org/drawingml/2006/picture">
                 <pic:pic xmlns:pic="http://schemas.openxmlformats.org/drawingml/2006/picture">
                   <pic:nvPicPr>
-                    <pic:cNvPr id="103" name="report_103.png"/>
+                    <pic:cNvPr id="1907839669" name=""/>
                     <pic:cNvPicPr/>
                   </pic:nvPicPr>
                   <pic:blipFill>
-                    <a:blip r:embed="rIdImg103"/>
+                    <a:blip r:embed="rId10"/>
                     <a:stretch>
                       <a:fillRect/>
                     </a:stretch>
@@ -2664,7 +2340,7 @@
                   <pic:spPr>
                     <a:xfrm>
                       <a:off x="0" y="0"/>
-                      <a:ext cx="4860925" cy="3649491"/>
+                      <a:ext cx="5734610" cy="3999822"/>
                     </a:xfrm>
                     <a:prstGeom prst="rect">
                       <a:avLst/>
@@ -2679,34 +2355,29 @@
     </w:p>
     <w:p>
       <w:pPr>
-        <w:spacing w:before="0" w:after="120" w:line="360" w:lineRule="auto"/>
-        <w:ind w:firstLine="0"/>
+        <w:spacing w:after="120" w:line="360" w:lineRule="auto"/>
         <w:jc w:val="center"/>
       </w:pPr>
       <w:r>
         <w:rPr>
-          <w:rFonts w:ascii="Times New Roman" w:hAnsi="Times New Roman" w:cs="Times New Roman"/>
-          <w:sz w:val="28"/>
-          <w:szCs w:val="28"/>
-        </w:rPr>
-        <w:t xml:space="preserve">Рисунок 3 – Заполненная форма добавления нового товара</w:t>
+          <w:sz w:val="28"/>
+          <w:szCs w:val="28"/>
+        </w:rPr>
+        <w:t>Рисунок 3 – Заполненная форма добавления нового товара</w:t>
       </w:r>
     </w:p>
     <w:p>
       <w:pPr>
         <w:keepNext/>
         <w:spacing w:before="120" w:after="0" w:line="360" w:lineRule="auto"/>
-        <w:ind w:firstLine="0"/>
         <w:jc w:val="center"/>
       </w:pPr>
       <w:r>
-        <w:rPr>
-          <w:noProof/>
-        </w:rPr>
         <w:drawing>
-          <wp:inline distT="0" distB="0" distL="0" distR="0">
-            <wp:extent cx="4860925" cy="3649491"/>
-            <wp:docPr id="104" name="Рисунок 104"/>
+          <wp:inline distT="0" distB="0" distL="0" distR="0" wp14:anchorId="68D09A51" wp14:editId="11CB3662">
+            <wp:extent cx="5691032" cy="3990109"/>
+            <wp:effectExtent l="0" t="0" r="5080" b="0"/>
+            <wp:docPr id="1795826180" name="Рисунок 1"/>
             <wp:cNvGraphicFramePr>
               <a:graphicFrameLocks xmlns:a="http://schemas.openxmlformats.org/drawingml/2006/main" noChangeAspect="1"/>
             </wp:cNvGraphicFramePr>
@@ -2714,11 +2385,11 @@
               <a:graphicData uri="http://schemas.openxmlformats.org/drawingml/2006/picture">
                 <pic:pic xmlns:pic="http://schemas.openxmlformats.org/drawingml/2006/picture">
                   <pic:nvPicPr>
-                    <pic:cNvPr id="104" name="report_104.png"/>
+                    <pic:cNvPr id="1795826180" name=""/>
                     <pic:cNvPicPr/>
                   </pic:nvPicPr>
                   <pic:blipFill>
-                    <a:blip r:embed="rIdImg104"/>
+                    <a:blip r:embed="rId11"/>
                     <a:stretch>
                       <a:fillRect/>
                     </a:stretch>
@@ -2726,7 +2397,7 @@
                   <pic:spPr>
                     <a:xfrm>
                       <a:off x="0" y="0"/>
-                      <a:ext cx="4860925" cy="3649491"/>
+                      <a:ext cx="5719175" cy="4009841"/>
                     </a:xfrm>
                     <a:prstGeom prst="rect">
                       <a:avLst/>
@@ -2741,34 +2412,36 @@
     </w:p>
     <w:p>
       <w:pPr>
-        <w:spacing w:before="0" w:after="120" w:line="360" w:lineRule="auto"/>
-        <w:ind w:firstLine="0"/>
+        <w:spacing w:after="120" w:line="360" w:lineRule="auto"/>
         <w:jc w:val="center"/>
       </w:pPr>
       <w:r>
         <w:rPr>
-          <w:rFonts w:ascii="Times New Roman" w:hAnsi="Times New Roman" w:cs="Times New Roman"/>
-          <w:sz w:val="28"/>
-          <w:szCs w:val="28"/>
-        </w:rPr>
-        <w:t xml:space="preserve">Рисунок 4 – Режим редактирования: форма заполнена данными товара, новый товар уже в списке</w:t>
+          <w:sz w:val="28"/>
+          <w:szCs w:val="28"/>
+        </w:rPr>
+        <w:t>Рисунок 4 – Режим редактирования: форма заполнена данными товара, новый товар уже в списке</w:t>
       </w:r>
     </w:p>
     <w:p>
       <w:pPr>
         <w:keepNext/>
         <w:spacing w:before="120" w:after="0" w:line="360" w:lineRule="auto"/>
-        <w:ind w:firstLine="0"/>
         <w:jc w:val="center"/>
-      </w:pPr>
-      <w:r>
-        <w:rPr>
-          <w:noProof/>
-        </w:rPr>
+        <w:rPr>
+          <w:lang w:val="en-US"/>
+        </w:rPr>
+      </w:pPr>
+      <w:r>
+        <w:rPr>
+          <w:lang w:val="en-US"/>
+        </w:rPr>
+        <w:lastRenderedPageBreak/>
         <w:drawing>
-          <wp:inline distT="0" distB="0" distL="0" distR="0">
-            <wp:extent cx="4860925" cy="3649491"/>
-            <wp:docPr id="105" name="Рисунок 105"/>
+          <wp:inline distT="0" distB="0" distL="0" distR="0" wp14:anchorId="47F7C20E" wp14:editId="19386A52">
+            <wp:extent cx="5940425" cy="4205605"/>
+            <wp:effectExtent l="0" t="0" r="3175" b="4445"/>
+            <wp:docPr id="1051187306" name="Рисунок 1"/>
             <wp:cNvGraphicFramePr>
               <a:graphicFrameLocks xmlns:a="http://schemas.openxmlformats.org/drawingml/2006/main" noChangeAspect="1"/>
             </wp:cNvGraphicFramePr>
@@ -2776,11 +2449,11 @@
               <a:graphicData uri="http://schemas.openxmlformats.org/drawingml/2006/picture">
                 <pic:pic xmlns:pic="http://schemas.openxmlformats.org/drawingml/2006/picture">
                   <pic:nvPicPr>
-                    <pic:cNvPr id="105" name="report_105.png"/>
+                    <pic:cNvPr id="1051187306" name=""/>
                     <pic:cNvPicPr/>
                   </pic:nvPicPr>
                   <pic:blipFill>
-                    <a:blip r:embed="rIdImg105"/>
+                    <a:blip r:embed="rId12"/>
                     <a:stretch>
                       <a:fillRect/>
                     </a:stretch>
@@ -2788,7 +2461,7 @@
                   <pic:spPr>
                     <a:xfrm>
                       <a:off x="0" y="0"/>
-                      <a:ext cx="4860925" cy="3649491"/>
+                      <a:ext cx="5940425" cy="4205605"/>
                     </a:xfrm>
                     <a:prstGeom prst="rect">
                       <a:avLst/>
@@ -2803,17 +2476,25 @@
     </w:p>
     <w:p>
       <w:pPr>
-        <w:spacing w:before="0" w:after="120" w:line="360" w:lineRule="auto"/>
-        <w:ind w:firstLine="0"/>
+        <w:spacing w:after="120" w:line="360" w:lineRule="auto"/>
         <w:jc w:val="center"/>
-      </w:pPr>
-      <w:r>
-        <w:rPr>
-          <w:rFonts w:ascii="Times New Roman" w:hAnsi="Times New Roman" w:cs="Times New Roman"/>
-          <w:sz w:val="28"/>
-          <w:szCs w:val="28"/>
-        </w:rPr>
-        <w:t xml:space="preserve">Рисунок 5 – Результат: цена первого товара изменена на $7.99, товар Annibale Colombo Bed удалён</w:t>
+        <w:rPr>
+          <w:lang w:val="en-US"/>
+        </w:rPr>
+      </w:pPr>
+      <w:r>
+        <w:rPr>
+          <w:sz w:val="28"/>
+          <w:szCs w:val="28"/>
+        </w:rPr>
+        <w:t>Рисунок 5 – Результат: цена первого товара изменена на $</w:t>
+      </w:r>
+      <w:r>
+        <w:rPr>
+          <w:sz w:val="28"/>
+          <w:szCs w:val="28"/>
+        </w:rPr>
+        <w:t>9.9</w:t>
       </w:r>
     </w:p>
     <w:p>
@@ -2821,62 +2502,57 @@
         <w:keepNext/>
         <w:spacing w:before="240" w:after="120" w:line="360" w:lineRule="auto"/>
         <w:ind w:firstLine="709"/>
-        <w:jc w:val="left"/>
         <w:outlineLvl w:val="0"/>
       </w:pPr>
       <w:r>
         <w:rPr>
-          <w:rFonts w:ascii="Times New Roman" w:hAnsi="Times New Roman" w:cs="Times New Roman"/>
           <w:b/>
           <w:sz w:val="28"/>
           <w:szCs w:val="28"/>
         </w:rPr>
-        <w:t xml:space="preserve">5 Вывод</w:t>
-      </w:r>
-    </w:p>
-    <w:p>
-      <w:pPr>
-        <w:spacing w:before="0" w:after="0" w:line="360" w:lineRule="auto"/>
+        <w:t>5 Вывод</w:t>
+      </w:r>
+    </w:p>
+    <w:p>
+      <w:pPr>
+        <w:spacing w:after="0" w:line="360" w:lineRule="auto"/>
         <w:ind w:firstLine="709"/>
         <w:jc w:val="both"/>
       </w:pPr>
       <w:r>
         <w:rPr>
-          <w:rFonts w:ascii="Times New Roman" w:hAnsi="Times New Roman" w:cs="Times New Roman"/>
-          <w:sz w:val="28"/>
-          <w:szCs w:val="28"/>
-        </w:rPr>
-        <w:t xml:space="preserve">В ходе работы на React и TypeScript разработано приложение для работы с товарами. Оно показывает список товаров и позволяет добавлять, изменять и удалять записи прямо на странице.</w:t>
-      </w:r>
-    </w:p>
-    <w:p>
-      <w:pPr>
-        <w:spacing w:before="0" w:after="0" w:line="360" w:lineRule="auto"/>
+          <w:sz w:val="28"/>
+          <w:szCs w:val="28"/>
+        </w:rPr>
+        <w:t>В ходе работы на React и TypeScript разработано приложение для работы с товарами. Оно показывает список товаров и позволяет добавлять, изменять и удалять записи прямо на странице.</w:t>
+      </w:r>
+    </w:p>
+    <w:p>
+      <w:pPr>
+        <w:spacing w:after="0" w:line="360" w:lineRule="auto"/>
         <w:ind w:firstLine="709"/>
         <w:jc w:val="both"/>
       </w:pPr>
       <w:r>
         <w:rPr>
-          <w:rFonts w:ascii="Times New Roman" w:hAnsi="Times New Roman" w:cs="Times New Roman"/>
-          <w:sz w:val="28"/>
-          <w:szCs w:val="28"/>
-        </w:rPr>
-        <w:t xml:space="preserve">Интерфейс разбит на небольшие компоненты, данные передаются через props по принципу одностороннего связывания, а изменения — через колбэки. На практике применены рендеринг списков с атрибутом key, условный рендеринг и хуки useState, useEffect и useRef. Логика работы со списком вынесена в кастомный хук useProducts.</w:t>
-      </w:r>
-    </w:p>
-    <w:p>
-      <w:pPr>
-        <w:spacing w:before="0" w:after="0" w:line="360" w:lineRule="auto"/>
+          <w:sz w:val="28"/>
+          <w:szCs w:val="28"/>
+        </w:rPr>
+        <w:t>Интерфейс разбит на небольшие компоненты, данные передаются через props по принципу одностороннего связывания, а изменения — через колбэки. На практике применены рендеринг списков с атрибутом key, условный рендеринг и хуки useState, useEffect и useRef. Логика работы со списком вынесена в кастомный хук useProducts.</w:t>
+      </w:r>
+    </w:p>
+    <w:p>
+      <w:pPr>
+        <w:spacing w:after="0" w:line="360" w:lineRule="auto"/>
         <w:ind w:firstLine="709"/>
         <w:jc w:val="both"/>
       </w:pPr>
       <w:r>
         <w:rPr>
-          <w:rFonts w:ascii="Times New Roman" w:hAnsi="Times New Roman" w:cs="Times New Roman"/>
-          <w:sz w:val="28"/>
-          <w:szCs w:val="28"/>
-        </w:rPr>
-        <w:t xml:space="preserve">Формат данных совпадает с mock API dummyjson. Поэтому в следующих работах локальные данные можно заменить запросами к API, изменив только хук useProducts.</w:t>
+          <w:sz w:val="28"/>
+          <w:szCs w:val="28"/>
+        </w:rPr>
+        <w:t>Формат данных совпадает с mock API dummyjson. Поэтому в следующих работах локальные данные можно заменить запросами к API, изменив только хук useProducts.</w:t>
       </w:r>
     </w:p>
     <w:sectPr>
@@ -3067,6 +2743,24 @@
     </w:lvl>
   </w:abstractNum>
   <w:abstractNum w:abstractNumId="2" w15:restartNumberingAfterBreak="0">
+    <w:nsid w:val="204A7797"/>
+    <w:multiLevelType w:val="singleLevel"/>
+    <w:tmpl w:val="54D28E80"/>
+    <w:lvl w:ilvl="0">
+      <w:start w:val="1"/>
+      <w:numFmt w:val="bullet"/>
+      <w:suff w:val="space"/>
+      <w:lvlText w:val="–"/>
+      <w:lvlJc w:val="left"/>
+      <w:pPr>
+        <w:ind w:left="0" w:firstLine="709"/>
+      </w:pPr>
+      <w:rPr>
+        <w:rFonts w:ascii="Times New Roman" w:hAnsi="Times New Roman" w:hint="default"/>
+      </w:rPr>
+    </w:lvl>
+  </w:abstractNum>
+  <w:abstractNum w:abstractNumId="3" w15:restartNumberingAfterBreak="0">
     <w:nsid w:val="2FA17090"/>
     <w:multiLevelType w:val="hybridMultilevel"/>
     <w:tmpl w:val="90E08B2C"/>
@@ -3155,7 +2849,7 @@
       </w:pPr>
     </w:lvl>
   </w:abstractNum>
-  <w:abstractNum w:abstractNumId="3" w15:restartNumberingAfterBreak="0">
+  <w:abstractNum w:abstractNumId="4" w15:restartNumberingAfterBreak="0">
     <w:nsid w:val="4758460D"/>
     <w:multiLevelType w:val="hybridMultilevel"/>
     <w:tmpl w:val="90E08B2C"/>
@@ -3244,7 +2938,7 @@
       </w:pPr>
     </w:lvl>
   </w:abstractNum>
-  <w:abstractNum w:abstractNumId="4" w15:restartNumberingAfterBreak="0">
+  <w:abstractNum w:abstractNumId="5" w15:restartNumberingAfterBreak="0">
     <w:nsid w:val="5A361B9C"/>
     <w:multiLevelType w:val="hybridMultilevel"/>
     <w:tmpl w:val="90E08B2C"/>
@@ -3333,7 +3027,7 @@
       </w:pPr>
     </w:lvl>
   </w:abstractNum>
-  <w:abstractNum w:abstractNumId="5" w15:restartNumberingAfterBreak="0">
+  <w:abstractNum w:abstractNumId="6" w15:restartNumberingAfterBreak="0">
     <w:nsid w:val="62797DD0"/>
     <w:multiLevelType w:val="hybridMultilevel"/>
     <w:tmpl w:val="90E08B2C"/>
@@ -3422,7 +3116,7 @@
       </w:pPr>
     </w:lvl>
   </w:abstractNum>
-  <w:abstractNum w:abstractNumId="6" w15:restartNumberingAfterBreak="0">
+  <w:abstractNum w:abstractNumId="7" w15:restartNumberingAfterBreak="0">
     <w:nsid w:val="7662623A"/>
     <w:multiLevelType w:val="hybridMultilevel"/>
     <w:tmpl w:val="90E08B2C"/>
@@ -3511,7 +3205,7 @@
       </w:pPr>
     </w:lvl>
   </w:abstractNum>
-  <w:abstractNum w:abstractNumId="7" w15:restartNumberingAfterBreak="0">
+  <w:abstractNum w:abstractNumId="8" w15:restartNumberingAfterBreak="0">
     <w:nsid w:val="7B651362"/>
     <w:multiLevelType w:val="hybridMultilevel"/>
     <w:tmpl w:val="90E08B2C"/>
@@ -3600,7 +3294,7 @@
       </w:pPr>
     </w:lvl>
   </w:abstractNum>
-  <w:abstractNum w:abstractNumId="8" w15:restartNumberingAfterBreak="0">
+  <w:abstractNum w:abstractNumId="9" w15:restartNumberingAfterBreak="0">
     <w:nsid w:val="7D3D5570"/>
     <w:multiLevelType w:val="singleLevel"/>
     <w:tmpl w:val="0924E36A"/>
@@ -3617,51 +3311,35 @@
       </w:rPr>
     </w:lvl>
   </w:abstractNum>
-  <w:abstractNum w:abstractNumId="20">
-    <w:multiLevelType w:val="singleLevel"/>
-    <w:lvl w:ilvl="0">
-      <w:start w:val="1"/>
-      <w:numFmt w:val="bullet"/>
-      <w:suff w:val="space"/>
-      <w:lvlText w:val="–"/>
-      <w:lvlJc w:val="left"/>
-      <w:pPr>
-        <w:ind w:left="0" w:firstLine="709"/>
-      </w:pPr>
-      <w:rPr>
-        <w:rFonts w:ascii="Times New Roman" w:hAnsi="Times New Roman" w:hint="default"/>
-      </w:rPr>
-    </w:lvl>
-  </w:abstractNum>
   <w:num w:numId="1" w16cid:durableId="1653942311">
-    <w:abstractNumId w:val="3"/>
+    <w:abstractNumId w:val="4"/>
   </w:num>
   <w:num w:numId="2" w16cid:durableId="99035435">
-    <w:abstractNumId w:val="6"/>
+    <w:abstractNumId w:val="7"/>
   </w:num>
   <w:num w:numId="3" w16cid:durableId="1824657331">
     <w:abstractNumId w:val="1"/>
   </w:num>
   <w:num w:numId="4" w16cid:durableId="267927496">
+    <w:abstractNumId w:val="6"/>
+  </w:num>
+  <w:num w:numId="5" w16cid:durableId="1023440451">
     <w:abstractNumId w:val="5"/>
   </w:num>
-  <w:num w:numId="5" w16cid:durableId="1023440451">
-    <w:abstractNumId w:val="4"/>
-  </w:num>
   <w:num w:numId="6" w16cid:durableId="1232156724">
-    <w:abstractNumId w:val="7"/>
+    <w:abstractNumId w:val="8"/>
   </w:num>
   <w:num w:numId="7" w16cid:durableId="1969317831">
-    <w:abstractNumId w:val="2"/>
+    <w:abstractNumId w:val="3"/>
   </w:num>
   <w:num w:numId="8" w16cid:durableId="879517082">
     <w:abstractNumId w:val="0"/>
   </w:num>
   <w:num w:numId="9" w16cid:durableId="1292981163">
-    <w:abstractNumId w:val="8"/>
+    <w:abstractNumId w:val="9"/>
   </w:num>
-  <w:num w:numId="20">
-    <w:abstractNumId w:val="20"/>
+  <w:num w:numId="10" w16cid:durableId="1458717628">
+    <w:abstractNumId w:val="2"/>
   </w:num>
 </w:numbering>
 </file>
@@ -4220,6 +3898,29 @@
       <w:szCs w:val="24"/>
     </w:rPr>
   </w:style>
+  <w:style w:type="character" w:styleId="a6">
+    <w:name w:val="Hyperlink"/>
+    <w:basedOn w:val="a0"/>
+    <w:uiPriority w:val="99"/>
+    <w:unhideWhenUsed/>
+    <w:rsid w:val="003A28C1"/>
+    <w:rPr>
+      <w:color w:val="0563C1" w:themeColor="hyperlink"/>
+      <w:u w:val="single"/>
+    </w:rPr>
+  </w:style>
+  <w:style w:type="character" w:styleId="a7">
+    <w:name w:val="Unresolved Mention"/>
+    <w:basedOn w:val="a0"/>
+    <w:uiPriority w:val="99"/>
+    <w:semiHidden/>
+    <w:unhideWhenUsed/>
+    <w:rsid w:val="003A28C1"/>
+    <w:rPr>
+      <w:color w:val="605E5C"/>
+      <w:shd w:val="clear" w:color="auto" w:fill="E1DFDD"/>
+    </w:rPr>
+  </w:style>
 </w:styles>
 </file>
 
